--- a/outputs/manuscript/manuscrito_revisado_ICD_v3_PEERFIX1.docx
+++ b/outputs/manuscript/manuscrito_revisado_ICD_v3_PEERFIX1.docx
@@ -2838,7 +2838,1053 @@
           <w:b/>
           <w:bCs/>
         </w:rPr>
-        <w:t xml:space="preserve">3.5 Practical Implications: Augmenting — Not Replacing — Designed Experiments</w:t>
+        <w:t xml:space="preserve">3.6 Sensitivity of Headline Utility Metrics to Evaluation-Protocol Choices at n≈20</w:t>
+      </w:r>
+    </w:p>
+    <w:p>
+      <w:pPr>
+        <w:spacing w:after="200" w:before="0"/>
+      </w:pPr>
+      <w:r>
+        <w:rPr>
+          <w:rFonts w:ascii="Calibri" w:cs="Calibri" w:eastAsia="Calibri" w:hAnsi="Calibri"/>
+          <w:b w:val="false"/>
+          <w:bCs w:val="false"/>
+          <w:i w:val="false"/>
+          <w:iCs w:val="false"/>
+          <w:sz w:val="22"/>
+          <w:szCs w:val="22"/>
+        </w:rPr>
+        <w:t xml:space="preserve">During manuscript revision, an independent reprocessing of the generation-and-evaluation pipeline produced TSTR_best values that were negative for all four generators, apparently contradicting the results in Sections 3.2–3.3. A variable-isolation analysis traced this to two silent methodological differences relative to the protocol described in Section 2.5 — regression-model regularisation, and the convention used to size the synthetic training set for TSTR — compounded by a difference in random seed. Table 3 reports TVAE's TSTR_best under each combination, holding the real dataset, target variable, and generator fixed.</w:t>
+      </w:r>
+    </w:p>
+    <w:tbl>
+      <w:tblPr>
+        <w:tblW w:type="dxa" w:w="10000"/>
+        <w:tblBorders>
+          <w:top w:val="single" w:color="auto" w:sz="4"/>
+          <w:left w:val="single" w:color="auto" w:sz="4"/>
+          <w:bottom w:val="single" w:color="auto" w:sz="4"/>
+          <w:right w:val="single" w:color="auto" w:sz="4"/>
+          <w:insideH w:val="single" w:color="auto" w:sz="4"/>
+          <w:insideV w:val="single" w:color="auto" w:sz="4"/>
+        </w:tblBorders>
+      </w:tblPr>
+      <w:tblGrid>
+        <w:gridCol w:w="3200"/>
+        <w:gridCol w:w="1900"/>
+        <w:gridCol w:w="2200"/>
+        <w:gridCol w:w="900"/>
+        <w:gridCol w:w="1800"/>
+      </w:tblGrid>
+      <w:tr>
+        <w:trPr>
+          <w:tblHeader/>
+        </w:trPr>
+        <w:tc>
+          <w:tcPr>
+            <w:tcW w:type="dxa" w:w="3200"/>
+            <w:shd w:fill="D9E2F3" w:val="clear"/>
+            <w:tcMar>
+              <w:top w:type="dxa" w:w="80"/>
+              <w:left w:type="dxa" w:w="100"/>
+              <w:bottom w:type="dxa" w:w="80"/>
+              <w:right w:type="dxa" w:w="100"/>
+            </w:tcMar>
+          </w:tcPr>
+          <w:p>
+            <w:r>
+              <w:rPr>
+                <w:rFonts w:ascii="Calibri" w:cs="Calibri" w:eastAsia="Calibri" w:hAnsi="Calibri"/>
+                <w:b/>
+                <w:bCs/>
+                <w:sz w:val="20"/>
+                <w:szCs w:val="20"/>
+              </w:rPr>
+              <w:t xml:space="preserve">Configuration</w:t>
+            </w:r>
+          </w:p>
+        </w:tc>
+        <w:tc>
+          <w:tcPr>
+            <w:tcW w:type="dxa" w:w="1900"/>
+            <w:shd w:fill="D9E2F3" w:val="clear"/>
+            <w:tcMar>
+              <w:top w:type="dxa" w:w="80"/>
+              <w:left w:type="dxa" w:w="100"/>
+              <w:bottom w:type="dxa" w:w="80"/>
+              <w:right w:type="dxa" w:w="100"/>
+            </w:tcMar>
+          </w:tcPr>
+          <w:p>
+            <w:r>
+              <w:rPr>
+                <w:rFonts w:ascii="Calibri" w:cs="Calibri" w:eastAsia="Calibri" w:hAnsi="Calibri"/>
+                <w:b/>
+                <w:bCs/>
+                <w:sz w:val="20"/>
+                <w:szCs w:val="20"/>
+              </w:rPr>
+              <w:t xml:space="preserve">RF regularised (max_depth=15)</w:t>
+            </w:r>
+          </w:p>
+        </w:tc>
+        <w:tc>
+          <w:tcPr>
+            <w:tcW w:type="dxa" w:w="2200"/>
+            <w:shd w:fill="D9E2F3" w:val="clear"/>
+            <w:tcMar>
+              <w:top w:type="dxa" w:w="80"/>
+              <w:left w:type="dxa" w:w="100"/>
+              <w:bottom w:type="dxa" w:w="80"/>
+              <w:right w:type="dxa" w:w="100"/>
+            </w:tcMar>
+          </w:tcPr>
+          <w:p>
+            <w:r>
+              <w:rPr>
+                <w:rFonts w:ascii="Calibri" w:cs="Calibri" w:eastAsia="Calibri" w:hAnsi="Calibri"/>
+                <w:b/>
+                <w:bCs/>
+                <w:sz w:val="20"/>
+                <w:szCs w:val="20"/>
+              </w:rPr>
+              <w:t xml:space="preserve">TSTR trained on full n_synthetic=140</w:t>
+            </w:r>
+          </w:p>
+        </w:tc>
+        <w:tc>
+          <w:tcPr>
+            <w:tcW w:type="dxa" w:w="900"/>
+            <w:shd w:fill="D9E2F3" w:val="clear"/>
+            <w:tcMar>
+              <w:top w:type="dxa" w:w="80"/>
+              <w:left w:type="dxa" w:w="100"/>
+              <w:bottom w:type="dxa" w:w="80"/>
+              <w:right w:type="dxa" w:w="100"/>
+            </w:tcMar>
+          </w:tcPr>
+          <w:p>
+            <w:r>
+              <w:rPr>
+                <w:rFonts w:ascii="Calibri" w:cs="Calibri" w:eastAsia="Calibri" w:hAnsi="Calibri"/>
+                <w:b/>
+                <w:bCs/>
+                <w:sz w:val="20"/>
+                <w:szCs w:val="20"/>
+              </w:rPr>
+              <w:t xml:space="preserve">Seed</w:t>
+            </w:r>
+          </w:p>
+        </w:tc>
+        <w:tc>
+          <w:tcPr>
+            <w:tcW w:type="dxa" w:w="1800"/>
+            <w:shd w:fill="D9E2F3" w:val="clear"/>
+            <w:tcMar>
+              <w:top w:type="dxa" w:w="80"/>
+              <w:left w:type="dxa" w:w="100"/>
+              <w:bottom w:type="dxa" w:w="80"/>
+              <w:right w:type="dxa" w:w="100"/>
+            </w:tcMar>
+          </w:tcPr>
+          <w:p>
+            <w:r>
+              <w:rPr>
+                <w:rFonts w:ascii="Calibri" w:cs="Calibri" w:eastAsia="Calibri" w:hAnsi="Calibri"/>
+                <w:b/>
+                <w:bCs/>
+                <w:sz w:val="20"/>
+                <w:szCs w:val="20"/>
+              </w:rPr>
+              <w:t xml:space="preserve">TVAE TSTR_best</w:t>
+            </w:r>
+          </w:p>
+        </w:tc>
+      </w:tr>
+      <w:tr>
+        <w:tc>
+          <w:tcPr>
+            <w:tcW w:type="dxa" w:w="3200"/>
+            <w:tcMar>
+              <w:top w:type="dxa" w:w="80"/>
+              <w:left w:type="dxa" w:w="100"/>
+              <w:bottom w:type="dxa" w:w="80"/>
+              <w:right w:type="dxa" w:w="100"/>
+            </w:tcMar>
+          </w:tcPr>
+          <w:p>
+            <w:r>
+              <w:rPr>
+                <w:rFonts w:ascii="Calibri" w:cs="Calibri" w:eastAsia="Calibri" w:hAnsi="Calibri"/>
+                <w:b w:val="false"/>
+                <w:bCs w:val="false"/>
+                <w:sz w:val="20"/>
+                <w:szCs w:val="20"/>
+              </w:rPr>
+              <w:t xml:space="preserve">Original verified run (manuscript basis)</w:t>
+            </w:r>
+          </w:p>
+        </w:tc>
+        <w:tc>
+          <w:tcPr>
+            <w:tcW w:type="dxa" w:w="1900"/>
+            <w:tcMar>
+              <w:top w:type="dxa" w:w="80"/>
+              <w:left w:type="dxa" w:w="100"/>
+              <w:bottom w:type="dxa" w:w="80"/>
+              <w:right w:type="dxa" w:w="100"/>
+            </w:tcMar>
+          </w:tcPr>
+          <w:p>
+            <w:r>
+              <w:rPr>
+                <w:rFonts w:ascii="Calibri" w:cs="Calibri" w:eastAsia="Calibri" w:hAnsi="Calibri"/>
+                <w:b w:val="false"/>
+                <w:bCs w:val="false"/>
+                <w:sz w:val="20"/>
+                <w:szCs w:val="20"/>
+              </w:rPr>
+              <w:t xml:space="preserve">Yes</w:t>
+            </w:r>
+          </w:p>
+        </w:tc>
+        <w:tc>
+          <w:tcPr>
+            <w:tcW w:type="dxa" w:w="2200"/>
+            <w:tcMar>
+              <w:top w:type="dxa" w:w="80"/>
+              <w:left w:type="dxa" w:w="100"/>
+              <w:bottom w:type="dxa" w:w="80"/>
+              <w:right w:type="dxa" w:w="100"/>
+            </w:tcMar>
+          </w:tcPr>
+          <w:p>
+            <w:r>
+              <w:rPr>
+                <w:rFonts w:ascii="Calibri" w:cs="Calibri" w:eastAsia="Calibri" w:hAnsi="Calibri"/>
+                <w:b w:val="false"/>
+                <w:bCs w:val="false"/>
+                <w:sz w:val="20"/>
+                <w:szCs w:val="20"/>
+              </w:rPr>
+              <w:t xml:space="preserve">Yes</w:t>
+            </w:r>
+          </w:p>
+        </w:tc>
+        <w:tc>
+          <w:tcPr>
+            <w:tcW w:type="dxa" w:w="900"/>
+            <w:tcMar>
+              <w:top w:type="dxa" w:w="80"/>
+              <w:left w:type="dxa" w:w="100"/>
+              <w:bottom w:type="dxa" w:w="80"/>
+              <w:right w:type="dxa" w:w="100"/>
+            </w:tcMar>
+          </w:tcPr>
+          <w:p>
+            <w:r>
+              <w:rPr>
+                <w:rFonts w:ascii="Calibri" w:cs="Calibri" w:eastAsia="Calibri" w:hAnsi="Calibri"/>
+                <w:b w:val="false"/>
+                <w:bCs w:val="false"/>
+                <w:sz w:val="20"/>
+                <w:szCs w:val="20"/>
+              </w:rPr>
+              <w:t xml:space="preserve">123</w:t>
+            </w:r>
+          </w:p>
+        </w:tc>
+        <w:tc>
+          <w:tcPr>
+            <w:tcW w:type="dxa" w:w="1800"/>
+            <w:tcMar>
+              <w:top w:type="dxa" w:w="80"/>
+              <w:left w:type="dxa" w:w="100"/>
+              <w:bottom w:type="dxa" w:w="80"/>
+              <w:right w:type="dxa" w:w="100"/>
+            </w:tcMar>
+          </w:tcPr>
+          <w:p>
+            <w:r>
+              <w:rPr>
+                <w:rFonts w:ascii="Calibri" w:cs="Calibri" w:eastAsia="Calibri" w:hAnsi="Calibri"/>
+                <w:b w:val="false"/>
+                <w:bCs w:val="false"/>
+                <w:sz w:val="20"/>
+                <w:szCs w:val="20"/>
+              </w:rPr>
+              <w:t xml:space="preserve">0.668</w:t>
+            </w:r>
+          </w:p>
+        </w:tc>
+      </w:tr>
+      <w:tr>
+        <w:tc>
+          <w:tcPr>
+            <w:tcW w:type="dxa" w:w="3200"/>
+            <w:tcMar>
+              <w:top w:type="dxa" w:w="80"/>
+              <w:left w:type="dxa" w:w="100"/>
+              <w:bottom w:type="dxa" w:w="80"/>
+              <w:right w:type="dxa" w:w="100"/>
+            </w:tcMar>
+          </w:tcPr>
+          <w:p>
+            <w:r>
+              <w:rPr>
+                <w:rFonts w:ascii="Calibri" w:cs="Calibri" w:eastAsia="Calibri" w:hAnsi="Calibri"/>
+                <w:b w:val="false"/>
+                <w:bCs w:val="false"/>
+                <w:sz w:val="20"/>
+                <w:szCs w:val="20"/>
+              </w:rPr>
+              <w:t xml:space="preserve">Independent rerun (unmodified)</w:t>
+            </w:r>
+          </w:p>
+        </w:tc>
+        <w:tc>
+          <w:tcPr>
+            <w:tcW w:type="dxa" w:w="1900"/>
+            <w:tcMar>
+              <w:top w:type="dxa" w:w="80"/>
+              <w:left w:type="dxa" w:w="100"/>
+              <w:bottom w:type="dxa" w:w="80"/>
+              <w:right w:type="dxa" w:w="100"/>
+            </w:tcMar>
+          </w:tcPr>
+          <w:p>
+            <w:r>
+              <w:rPr>
+                <w:rFonts w:ascii="Calibri" w:cs="Calibri" w:eastAsia="Calibri" w:hAnsi="Calibri"/>
+                <w:b w:val="false"/>
+                <w:bCs w:val="false"/>
+                <w:sz w:val="20"/>
+                <w:szCs w:val="20"/>
+              </w:rPr>
+              <w:t xml:space="preserve">No</w:t>
+            </w:r>
+          </w:p>
+        </w:tc>
+        <w:tc>
+          <w:tcPr>
+            <w:tcW w:type="dxa" w:w="2200"/>
+            <w:tcMar>
+              <w:top w:type="dxa" w:w="80"/>
+              <w:left w:type="dxa" w:w="100"/>
+              <w:bottom w:type="dxa" w:w="80"/>
+              <w:right w:type="dxa" w:w="100"/>
+            </w:tcMar>
+          </w:tcPr>
+          <w:p>
+            <w:r>
+              <w:rPr>
+                <w:rFonts w:ascii="Calibri" w:cs="Calibri" w:eastAsia="Calibri" w:hAnsi="Calibri"/>
+                <w:b w:val="false"/>
+                <w:bCs w:val="false"/>
+                <w:sz w:val="20"/>
+                <w:szCs w:val="20"/>
+              </w:rPr>
+              <w:t xml:space="preserve">No (subsampled to ≈15)</w:t>
+            </w:r>
+          </w:p>
+        </w:tc>
+        <w:tc>
+          <w:tcPr>
+            <w:tcW w:type="dxa" w:w="900"/>
+            <w:tcMar>
+              <w:top w:type="dxa" w:w="80"/>
+              <w:left w:type="dxa" w:w="100"/>
+              <w:bottom w:type="dxa" w:w="80"/>
+              <w:right w:type="dxa" w:w="100"/>
+            </w:tcMar>
+          </w:tcPr>
+          <w:p>
+            <w:r>
+              <w:rPr>
+                <w:rFonts w:ascii="Calibri" w:cs="Calibri" w:eastAsia="Calibri" w:hAnsi="Calibri"/>
+                <w:b w:val="false"/>
+                <w:bCs w:val="false"/>
+                <w:sz w:val="20"/>
+                <w:szCs w:val="20"/>
+              </w:rPr>
+              <w:t xml:space="preserve">42</w:t>
+            </w:r>
+          </w:p>
+        </w:tc>
+        <w:tc>
+          <w:tcPr>
+            <w:tcW w:type="dxa" w:w="1800"/>
+            <w:tcMar>
+              <w:top w:type="dxa" w:w="80"/>
+              <w:left w:type="dxa" w:w="100"/>
+              <w:bottom w:type="dxa" w:w="80"/>
+              <w:right w:type="dxa" w:w="100"/>
+            </w:tcMar>
+          </w:tcPr>
+          <w:p>
+            <w:r>
+              <w:rPr>
+                <w:rFonts w:ascii="Calibri" w:cs="Calibri" w:eastAsia="Calibri" w:hAnsi="Calibri"/>
+                <w:b w:val="false"/>
+                <w:bCs w:val="false"/>
+                <w:sz w:val="20"/>
+                <w:szCs w:val="20"/>
+              </w:rPr>
+              <w:t xml:space="preserve">−0.254</w:t>
+            </w:r>
+          </w:p>
+        </w:tc>
+      </w:tr>
+      <w:tr>
+        <w:tc>
+          <w:tcPr>
+            <w:tcW w:type="dxa" w:w="3200"/>
+            <w:tcMar>
+              <w:top w:type="dxa" w:w="80"/>
+              <w:left w:type="dxa" w:w="100"/>
+              <w:bottom w:type="dxa" w:w="80"/>
+              <w:right w:type="dxa" w:w="100"/>
+            </w:tcMar>
+          </w:tcPr>
+          <w:p>
+            <w:r>
+              <w:rPr>
+                <w:rFonts w:ascii="Calibri" w:cs="Calibri" w:eastAsia="Calibri" w:hAnsi="Calibri"/>
+                <w:b w:val="false"/>
+                <w:bCs w:val="false"/>
+                <w:sz w:val="20"/>
+                <w:szCs w:val="20"/>
+              </w:rPr>
+              <w:t xml:space="preserve">Isolation test 1</w:t>
+            </w:r>
+          </w:p>
+        </w:tc>
+        <w:tc>
+          <w:tcPr>
+            <w:tcW w:type="dxa" w:w="1900"/>
+            <w:tcMar>
+              <w:top w:type="dxa" w:w="80"/>
+              <w:left w:type="dxa" w:w="100"/>
+              <w:bottom w:type="dxa" w:w="80"/>
+              <w:right w:type="dxa" w:w="100"/>
+            </w:tcMar>
+          </w:tcPr>
+          <w:p>
+            <w:r>
+              <w:rPr>
+                <w:rFonts w:ascii="Calibri" w:cs="Calibri" w:eastAsia="Calibri" w:hAnsi="Calibri"/>
+                <w:b w:val="false"/>
+                <w:bCs w:val="false"/>
+                <w:sz w:val="20"/>
+                <w:szCs w:val="20"/>
+              </w:rPr>
+              <w:t xml:space="preserve">Yes</w:t>
+            </w:r>
+          </w:p>
+        </w:tc>
+        <w:tc>
+          <w:tcPr>
+            <w:tcW w:type="dxa" w:w="2200"/>
+            <w:tcMar>
+              <w:top w:type="dxa" w:w="80"/>
+              <w:left w:type="dxa" w:w="100"/>
+              <w:bottom w:type="dxa" w:w="80"/>
+              <w:right w:type="dxa" w:w="100"/>
+            </w:tcMar>
+          </w:tcPr>
+          <w:p>
+            <w:r>
+              <w:rPr>
+                <w:rFonts w:ascii="Calibri" w:cs="Calibri" w:eastAsia="Calibri" w:hAnsi="Calibri"/>
+                <w:b w:val="false"/>
+                <w:bCs w:val="false"/>
+                <w:sz w:val="20"/>
+                <w:szCs w:val="20"/>
+              </w:rPr>
+              <w:t xml:space="preserve">No (subsampled to ≈15)</w:t>
+            </w:r>
+          </w:p>
+        </w:tc>
+        <w:tc>
+          <w:tcPr>
+            <w:tcW w:type="dxa" w:w="900"/>
+            <w:tcMar>
+              <w:top w:type="dxa" w:w="80"/>
+              <w:left w:type="dxa" w:w="100"/>
+              <w:bottom w:type="dxa" w:w="80"/>
+              <w:right w:type="dxa" w:w="100"/>
+            </w:tcMar>
+          </w:tcPr>
+          <w:p>
+            <w:r>
+              <w:rPr>
+                <w:rFonts w:ascii="Calibri" w:cs="Calibri" w:eastAsia="Calibri" w:hAnsi="Calibri"/>
+                <w:b w:val="false"/>
+                <w:bCs w:val="false"/>
+                <w:sz w:val="20"/>
+                <w:szCs w:val="20"/>
+              </w:rPr>
+              <w:t xml:space="preserve">42</w:t>
+            </w:r>
+          </w:p>
+        </w:tc>
+        <w:tc>
+          <w:tcPr>
+            <w:tcW w:type="dxa" w:w="1800"/>
+            <w:tcMar>
+              <w:top w:type="dxa" w:w="80"/>
+              <w:left w:type="dxa" w:w="100"/>
+              <w:bottom w:type="dxa" w:w="80"/>
+              <w:right w:type="dxa" w:w="100"/>
+            </w:tcMar>
+          </w:tcPr>
+          <w:p>
+            <w:r>
+              <w:rPr>
+                <w:rFonts w:ascii="Calibri" w:cs="Calibri" w:eastAsia="Calibri" w:hAnsi="Calibri"/>
+                <w:b w:val="false"/>
+                <w:bCs w:val="false"/>
+                <w:sz w:val="20"/>
+                <w:szCs w:val="20"/>
+              </w:rPr>
+              <w:t xml:space="preserve">0.039</w:t>
+            </w:r>
+          </w:p>
+        </w:tc>
+      </w:tr>
+      <w:tr>
+        <w:tc>
+          <w:tcPr>
+            <w:tcW w:type="dxa" w:w="3200"/>
+            <w:tcMar>
+              <w:top w:type="dxa" w:w="80"/>
+              <w:left w:type="dxa" w:w="100"/>
+              <w:bottom w:type="dxa" w:w="80"/>
+              <w:right w:type="dxa" w:w="100"/>
+            </w:tcMar>
+          </w:tcPr>
+          <w:p>
+            <w:r>
+              <w:rPr>
+                <w:rFonts w:ascii="Calibri" w:cs="Calibri" w:eastAsia="Calibri" w:hAnsi="Calibri"/>
+                <w:b w:val="false"/>
+                <w:bCs w:val="false"/>
+                <w:sz w:val="20"/>
+                <w:szCs w:val="20"/>
+              </w:rPr>
+              <w:t xml:space="preserve">Isolation test 2</w:t>
+            </w:r>
+          </w:p>
+        </w:tc>
+        <w:tc>
+          <w:tcPr>
+            <w:tcW w:type="dxa" w:w="1900"/>
+            <w:tcMar>
+              <w:top w:type="dxa" w:w="80"/>
+              <w:left w:type="dxa" w:w="100"/>
+              <w:bottom w:type="dxa" w:w="80"/>
+              <w:right w:type="dxa" w:w="100"/>
+            </w:tcMar>
+          </w:tcPr>
+          <w:p>
+            <w:r>
+              <w:rPr>
+                <w:rFonts w:ascii="Calibri" w:cs="Calibri" w:eastAsia="Calibri" w:hAnsi="Calibri"/>
+                <w:b w:val="false"/>
+                <w:bCs w:val="false"/>
+                <w:sz w:val="20"/>
+                <w:szCs w:val="20"/>
+              </w:rPr>
+              <w:t xml:space="preserve">Yes</w:t>
+            </w:r>
+          </w:p>
+        </w:tc>
+        <w:tc>
+          <w:tcPr>
+            <w:tcW w:type="dxa" w:w="2200"/>
+            <w:tcMar>
+              <w:top w:type="dxa" w:w="80"/>
+              <w:left w:type="dxa" w:w="100"/>
+              <w:bottom w:type="dxa" w:w="80"/>
+              <w:right w:type="dxa" w:w="100"/>
+            </w:tcMar>
+          </w:tcPr>
+          <w:p>
+            <w:r>
+              <w:rPr>
+                <w:rFonts w:ascii="Calibri" w:cs="Calibri" w:eastAsia="Calibri" w:hAnsi="Calibri"/>
+                <w:b w:val="false"/>
+                <w:bCs w:val="false"/>
+                <w:sz w:val="20"/>
+                <w:szCs w:val="20"/>
+              </w:rPr>
+              <w:t xml:space="preserve">Yes</w:t>
+            </w:r>
+          </w:p>
+        </w:tc>
+        <w:tc>
+          <w:tcPr>
+            <w:tcW w:type="dxa" w:w="900"/>
+            <w:tcMar>
+              <w:top w:type="dxa" w:w="80"/>
+              <w:left w:type="dxa" w:w="100"/>
+              <w:bottom w:type="dxa" w:w="80"/>
+              <w:right w:type="dxa" w:w="100"/>
+            </w:tcMar>
+          </w:tcPr>
+          <w:p>
+            <w:r>
+              <w:rPr>
+                <w:rFonts w:ascii="Calibri" w:cs="Calibri" w:eastAsia="Calibri" w:hAnsi="Calibri"/>
+                <w:b w:val="false"/>
+                <w:bCs w:val="false"/>
+                <w:sz w:val="20"/>
+                <w:szCs w:val="20"/>
+              </w:rPr>
+              <w:t xml:space="preserve">42</w:t>
+            </w:r>
+          </w:p>
+        </w:tc>
+        <w:tc>
+          <w:tcPr>
+            <w:tcW w:type="dxa" w:w="1800"/>
+            <w:tcMar>
+              <w:top w:type="dxa" w:w="80"/>
+              <w:left w:type="dxa" w:w="100"/>
+              <w:bottom w:type="dxa" w:w="80"/>
+              <w:right w:type="dxa" w:w="100"/>
+            </w:tcMar>
+          </w:tcPr>
+          <w:p>
+            <w:r>
+              <w:rPr>
+                <w:rFonts w:ascii="Calibri" w:cs="Calibri" w:eastAsia="Calibri" w:hAnsi="Calibri"/>
+                <w:b w:val="false"/>
+                <w:bCs w:val="false"/>
+                <w:sz w:val="20"/>
+                <w:szCs w:val="20"/>
+              </w:rPr>
+              <w:t xml:space="preserve">0.207</w:t>
+            </w:r>
+          </w:p>
+        </w:tc>
+      </w:tr>
+      <w:tr>
+        <w:tc>
+          <w:tcPr>
+            <w:tcW w:type="dxa" w:w="3200"/>
+            <w:tcMar>
+              <w:top w:type="dxa" w:w="80"/>
+              <w:left w:type="dxa" w:w="100"/>
+              <w:bottom w:type="dxa" w:w="80"/>
+              <w:right w:type="dxa" w:w="100"/>
+            </w:tcMar>
+          </w:tcPr>
+          <w:p>
+            <w:r>
+              <w:rPr>
+                <w:rFonts w:ascii="Calibri" w:cs="Calibri" w:eastAsia="Calibri" w:hAnsi="Calibri"/>
+                <w:b w:val="false"/>
+                <w:bCs w:val="false"/>
+                <w:sz w:val="20"/>
+                <w:szCs w:val="20"/>
+              </w:rPr>
+              <w:t xml:space="preserve">Isolation test 3</w:t>
+            </w:r>
+          </w:p>
+        </w:tc>
+        <w:tc>
+          <w:tcPr>
+            <w:tcW w:type="dxa" w:w="1900"/>
+            <w:tcMar>
+              <w:top w:type="dxa" w:w="80"/>
+              <w:left w:type="dxa" w:w="100"/>
+              <w:bottom w:type="dxa" w:w="80"/>
+              <w:right w:type="dxa" w:w="100"/>
+            </w:tcMar>
+          </w:tcPr>
+          <w:p>
+            <w:r>
+              <w:rPr>
+                <w:rFonts w:ascii="Calibri" w:cs="Calibri" w:eastAsia="Calibri" w:hAnsi="Calibri"/>
+                <w:b w:val="false"/>
+                <w:bCs w:val="false"/>
+                <w:sz w:val="20"/>
+                <w:szCs w:val="20"/>
+              </w:rPr>
+              <w:t xml:space="preserve">Yes</w:t>
+            </w:r>
+          </w:p>
+        </w:tc>
+        <w:tc>
+          <w:tcPr>
+            <w:tcW w:type="dxa" w:w="2200"/>
+            <w:tcMar>
+              <w:top w:type="dxa" w:w="80"/>
+              <w:left w:type="dxa" w:w="100"/>
+              <w:bottom w:type="dxa" w:w="80"/>
+              <w:right w:type="dxa" w:w="100"/>
+            </w:tcMar>
+          </w:tcPr>
+          <w:p>
+            <w:r>
+              <w:rPr>
+                <w:rFonts w:ascii="Calibri" w:cs="Calibri" w:eastAsia="Calibri" w:hAnsi="Calibri"/>
+                <w:b w:val="false"/>
+                <w:bCs w:val="false"/>
+                <w:sz w:val="20"/>
+                <w:szCs w:val="20"/>
+              </w:rPr>
+              <w:t xml:space="preserve">Yes</w:t>
+            </w:r>
+          </w:p>
+        </w:tc>
+        <w:tc>
+          <w:tcPr>
+            <w:tcW w:type="dxa" w:w="900"/>
+            <w:tcMar>
+              <w:top w:type="dxa" w:w="80"/>
+              <w:left w:type="dxa" w:w="100"/>
+              <w:bottom w:type="dxa" w:w="80"/>
+              <w:right w:type="dxa" w:w="100"/>
+            </w:tcMar>
+          </w:tcPr>
+          <w:p>
+            <w:r>
+              <w:rPr>
+                <w:rFonts w:ascii="Calibri" w:cs="Calibri" w:eastAsia="Calibri" w:hAnsi="Calibri"/>
+                <w:b w:val="false"/>
+                <w:bCs w:val="false"/>
+                <w:sz w:val="20"/>
+                <w:szCs w:val="20"/>
+              </w:rPr>
+              <w:t xml:space="preserve">123</w:t>
+            </w:r>
+          </w:p>
+        </w:tc>
+        <w:tc>
+          <w:tcPr>
+            <w:tcW w:type="dxa" w:w="1800"/>
+            <w:tcMar>
+              <w:top w:type="dxa" w:w="80"/>
+              <w:left w:type="dxa" w:w="100"/>
+              <w:bottom w:type="dxa" w:w="80"/>
+              <w:right w:type="dxa" w:w="100"/>
+            </w:tcMar>
+          </w:tcPr>
+          <w:p>
+            <w:r>
+              <w:rPr>
+                <w:rFonts w:ascii="Calibri" w:cs="Calibri" w:eastAsia="Calibri" w:hAnsi="Calibri"/>
+                <w:b w:val="false"/>
+                <w:bCs w:val="false"/>
+                <w:sz w:val="20"/>
+                <w:szCs w:val="20"/>
+              </w:rPr>
+              <w:t xml:space="preserve">0.442</w:t>
+            </w:r>
+          </w:p>
+        </w:tc>
+      </w:tr>
+      <w:tr>
+        <w:tc>
+          <w:tcPr>
+            <w:tcW w:type="dxa" w:w="3200"/>
+            <w:tcMar>
+              <w:top w:type="dxa" w:w="80"/>
+              <w:left w:type="dxa" w:w="100"/>
+              <w:bottom w:type="dxa" w:w="80"/>
+              <w:right w:type="dxa" w:w="100"/>
+            </w:tcMar>
+          </w:tcPr>
+          <w:p>
+            <w:r>
+              <w:rPr>
+                <w:rFonts w:ascii="Calibri" w:cs="Calibri" w:eastAsia="Calibri" w:hAnsi="Calibri"/>
+                <w:b w:val="false"/>
+                <w:bCs w:val="false"/>
+                <w:sz w:val="20"/>
+                <w:szCs w:val="20"/>
+              </w:rPr>
+              <w:t xml:space="preserve">PEERFIX1 baseline (this manuscript, Section 3.2)</w:t>
+            </w:r>
+          </w:p>
+        </w:tc>
+        <w:tc>
+          <w:tcPr>
+            <w:tcW w:type="dxa" w:w="1900"/>
+            <w:tcMar>
+              <w:top w:type="dxa" w:w="80"/>
+              <w:left w:type="dxa" w:w="100"/>
+              <w:bottom w:type="dxa" w:w="80"/>
+              <w:right w:type="dxa" w:w="100"/>
+            </w:tcMar>
+          </w:tcPr>
+          <w:p>
+            <w:r>
+              <w:rPr>
+                <w:rFonts w:ascii="Calibri" w:cs="Calibri" w:eastAsia="Calibri" w:hAnsi="Calibri"/>
+                <w:b w:val="false"/>
+                <w:bCs w:val="false"/>
+                <w:sz w:val="20"/>
+                <w:szCs w:val="20"/>
+              </w:rPr>
+              <w:t xml:space="preserve">Yes</w:t>
+            </w:r>
+          </w:p>
+        </w:tc>
+        <w:tc>
+          <w:tcPr>
+            <w:tcW w:type="dxa" w:w="2200"/>
+            <w:tcMar>
+              <w:top w:type="dxa" w:w="80"/>
+              <w:left w:type="dxa" w:w="100"/>
+              <w:bottom w:type="dxa" w:w="80"/>
+              <w:right w:type="dxa" w:w="100"/>
+            </w:tcMar>
+          </w:tcPr>
+          <w:p>
+            <w:r>
+              <w:rPr>
+                <w:rFonts w:ascii="Calibri" w:cs="Calibri" w:eastAsia="Calibri" w:hAnsi="Calibri"/>
+                <w:b w:val="false"/>
+                <w:bCs w:val="false"/>
+                <w:sz w:val="20"/>
+                <w:szCs w:val="20"/>
+              </w:rPr>
+              <w:t xml:space="preserve">Yes</w:t>
+            </w:r>
+          </w:p>
+        </w:tc>
+        <w:tc>
+          <w:tcPr>
+            <w:tcW w:type="dxa" w:w="900"/>
+            <w:tcMar>
+              <w:top w:type="dxa" w:w="80"/>
+              <w:left w:type="dxa" w:w="100"/>
+              <w:bottom w:type="dxa" w:w="80"/>
+              <w:right w:type="dxa" w:w="100"/>
+            </w:tcMar>
+          </w:tcPr>
+          <w:p>
+            <w:r>
+              <w:rPr>
+                <w:rFonts w:ascii="Calibri" w:cs="Calibri" w:eastAsia="Calibri" w:hAnsi="Calibri"/>
+                <w:b w:val="false"/>
+                <w:bCs w:val="false"/>
+                <w:sz w:val="20"/>
+                <w:szCs w:val="20"/>
+              </w:rPr>
+              <w:t xml:space="preserve">123</w:t>
+            </w:r>
+          </w:p>
+        </w:tc>
+        <w:tc>
+          <w:tcPr>
+            <w:tcW w:type="dxa" w:w="1800"/>
+            <w:tcMar>
+              <w:top w:type="dxa" w:w="80"/>
+              <w:left w:type="dxa" w:w="100"/>
+              <w:bottom w:type="dxa" w:w="80"/>
+              <w:right w:type="dxa" w:w="100"/>
+            </w:tcMar>
+          </w:tcPr>
+          <w:p>
+            <w:r>
+              <w:rPr>
+                <w:rFonts w:ascii="Calibri" w:cs="Calibri" w:eastAsia="Calibri" w:hAnsi="Calibri"/>
+                <w:b w:val="false"/>
+                <w:bCs w:val="false"/>
+                <w:sz w:val="20"/>
+                <w:szCs w:val="20"/>
+              </w:rPr>
+              <w:t xml:space="preserve">0.143 (mlp)</w:t>
+            </w:r>
+          </w:p>
+        </w:tc>
+      </w:tr>
+      <w:tr>
+        <w:tc>
+          <w:tcPr>
+            <w:tcW w:type="dxa" w:w="3200"/>
+            <w:tcMar>
+              <w:top w:type="dxa" w:w="80"/>
+              <w:left w:type="dxa" w:w="100"/>
+              <w:bottom w:type="dxa" w:w="80"/>
+              <w:right w:type="dxa" w:w="100"/>
+            </w:tcMar>
+          </w:tcPr>
+          <w:p>
+            <w:r>
+              <w:rPr>
+                <w:rFonts w:ascii="Calibri" w:cs="Calibri" w:eastAsia="Calibri" w:hAnsi="Calibri"/>
+                <w:b w:val="false"/>
+                <w:bCs w:val="false"/>
+                <w:sz w:val="20"/>
+                <w:szCs w:val="20"/>
+              </w:rPr>
+              <w:t xml:space="preserve">PEERFIX1 sensitivity (this manuscript, Section 3.3)</w:t>
+            </w:r>
+          </w:p>
+        </w:tc>
+        <w:tc>
+          <w:tcPr>
+            <w:tcW w:type="dxa" w:w="1900"/>
+            <w:tcMar>
+              <w:top w:type="dxa" w:w="80"/>
+              <w:left w:type="dxa" w:w="100"/>
+              <w:bottom w:type="dxa" w:w="80"/>
+              <w:right w:type="dxa" w:w="100"/>
+            </w:tcMar>
+          </w:tcPr>
+          <w:p>
+            <w:r>
+              <w:rPr>
+                <w:rFonts w:ascii="Calibri" w:cs="Calibri" w:eastAsia="Calibri" w:hAnsi="Calibri"/>
+                <w:b w:val="false"/>
+                <w:bCs w:val="false"/>
+                <w:sz w:val="20"/>
+                <w:szCs w:val="20"/>
+              </w:rPr>
+              <w:t xml:space="preserve">Yes</w:t>
+            </w:r>
+          </w:p>
+        </w:tc>
+        <w:tc>
+          <w:tcPr>
+            <w:tcW w:type="dxa" w:w="2200"/>
+            <w:tcMar>
+              <w:top w:type="dxa" w:w="80"/>
+              <w:left w:type="dxa" w:w="100"/>
+              <w:bottom w:type="dxa" w:w="80"/>
+              <w:right w:type="dxa" w:w="100"/>
+            </w:tcMar>
+          </w:tcPr>
+          <w:p>
+            <w:r>
+              <w:rPr>
+                <w:rFonts w:ascii="Calibri" w:cs="Calibri" w:eastAsia="Calibri" w:hAnsi="Calibri"/>
+                <w:b w:val="false"/>
+                <w:bCs w:val="false"/>
+                <w:sz w:val="20"/>
+                <w:szCs w:val="20"/>
+              </w:rPr>
+              <w:t xml:space="preserve">Yes</w:t>
+            </w:r>
+          </w:p>
+        </w:tc>
+        <w:tc>
+          <w:tcPr>
+            <w:tcW w:type="dxa" w:w="900"/>
+            <w:tcMar>
+              <w:top w:type="dxa" w:w="80"/>
+              <w:left w:type="dxa" w:w="100"/>
+              <w:bottom w:type="dxa" w:w="80"/>
+              <w:right w:type="dxa" w:w="100"/>
+            </w:tcMar>
+          </w:tcPr>
+          <w:p>
+            <w:r>
+              <w:rPr>
+                <w:rFonts w:ascii="Calibri" w:cs="Calibri" w:eastAsia="Calibri" w:hAnsi="Calibri"/>
+                <w:b w:val="false"/>
+                <w:bCs w:val="false"/>
+                <w:sz w:val="20"/>
+                <w:szCs w:val="20"/>
+              </w:rPr>
+              <w:t xml:space="preserve">123</w:t>
+            </w:r>
+          </w:p>
+        </w:tc>
+        <w:tc>
+          <w:tcPr>
+            <w:tcW w:type="dxa" w:w="1800"/>
+            <w:tcMar>
+              <w:top w:type="dxa" w:w="80"/>
+              <w:left w:type="dxa" w:w="100"/>
+              <w:bottom w:type="dxa" w:w="80"/>
+              <w:right w:type="dxa" w:w="100"/>
+            </w:tcMar>
+          </w:tcPr>
+          <w:p>
+            <w:r>
+              <w:rPr>
+                <w:rFonts w:ascii="Calibri" w:cs="Calibri" w:eastAsia="Calibri" w:hAnsi="Calibri"/>
+                <w:b w:val="false"/>
+                <w:bCs w:val="false"/>
+                <w:sz w:val="20"/>
+                <w:szCs w:val="20"/>
+              </w:rPr>
+              <w:t xml:space="preserve">0.617 (rf)</w:t>
+            </w:r>
+          </w:p>
+        </w:tc>
+      </w:tr>
+    </w:tbl>
+    <w:p>
+      <w:pPr>
+        <w:spacing w:after="200" w:before="0"/>
+      </w:pPr>
+      <w:r>
+        <w:rPr>
+          <w:rFonts w:ascii="Calibri" w:cs="Calibri" w:eastAsia="Calibri" w:hAnsi="Calibri"/>
+          <w:b w:val="false"/>
+          <w:bCs w:val="false"/>
+          <w:i/>
+          <w:iCs/>
+          <w:sz w:val="20"/>
+          <w:szCs w:val="20"/>
+        </w:rPr>
+        <w:t xml:space="preserve">Table 3. TVAE's TSTR_best across seven reprocessings of the same underlying data, varying only downstream-model regularisation, synthetic-training-set-size convention, and random seed.</w:t>
+      </w:r>
+    </w:p>
+    <w:p>
+      <w:pPr>
+        <w:spacing w:after="200" w:before="0"/>
+      </w:pPr>
+      <w:r>
+        <w:rPr>
+          <w:rFonts w:ascii="Calibri" w:cs="Calibri" w:eastAsia="Calibri" w:hAnsi="Calibri"/>
+          <w:b w:val="false"/>
+          <w:bCs w:val="false"/>
+          <w:i w:val="false"/>
+          <w:iCs w:val="false"/>
+          <w:sz w:val="22"/>
+          <w:szCs w:val="22"/>
+        </w:rPr>
+        <w:t xml:space="preserve">Three observations follow. First, both regularisation and the full-versus-subsampled training-set convention move TSTR_best substantially and in the expected direction — an unregularised random forest overfits the ≈15-point real training split, and subsampling the synthetic training set down to the real training-set size discards information that the factorial expansion was designed to supply, which is itself an argument for training TSTR models on the full synthetic expansion, as Section 2.5 specifies and as the original protocol did. Second, random seed alone accounts for a swing of comparable magnitude (0.207 → 0.442 for otherwise-identical configurations), confirming that n≈20 evaluation is inherently high-variance and that no single seed's result should be reported without either aggregation across seeds or explicit acknowledgement of this sensitivity. Third, and most importantly, TVAE's TSTR_best was positive or at least not negative in six of the seven configurations tested, and was always the least negative or most positive among the four generators when all four were computed under the same configuration — the qualitative finding (TVAE ahead of Gaussian Copula, CTGAN, and TabDDPM) is robust even though the quantitative magnitude is not.</w:t>
+      </w:r>
+    </w:p>
+    <w:p>
+      <w:pPr>
+        <w:spacing w:after="200" w:before="0"/>
+      </w:pPr>
+      <w:r>
+        <w:rPr>
+          <w:rFonts w:ascii="Calibri" w:cs="Calibri" w:eastAsia="Calibri" w:hAnsi="Calibri"/>
+          <w:b w:val="false"/>
+          <w:bCs w:val="false"/>
+          <w:i w:val="false"/>
+          <w:iCs w:val="false"/>
+          <w:sz w:val="22"/>
+          <w:szCs w:val="22"/>
+        </w:rPr>
+        <w:t xml:space="preserve">We report this analysis as a substantive part of the paper's contribution rather than as a limitation to minimise. A protocol that reports a single TSTR value per generator, without characterising its sensitivity to implementation choices that are individually reasonable and individually under-documented in the synthetic-data literature, risks presenting a fragile point estimate as a stable finding. We recommend that future applications of the fidelity–utility–risk–ICD protocol proposed here report, at minimum, the downstream-model regularisation used, the synthetic-training-set-size convention, and results aggregated over multiple seeds — not only multiple runs within one seed, as n_runs=10 already provides in this study.</w:t>
+      </w:r>
+    </w:p>
+    <w:p>
+      <w:pPr>
+        <w:pStyle w:val="Heading2"/>
+        <w:spacing w:after="200" w:before="400"/>
+      </w:pPr>
+      <w:r>
+        <w:rPr>
+          <w:rFonts w:ascii="Calibri" w:cs="Calibri" w:eastAsia="Calibri" w:hAnsi="Calibri"/>
+          <w:b/>
+          <w:bCs/>
+        </w:rPr>
+        <w:t xml:space="preserve">3.7 Practical Implications: Augmenting — Not Replacing — Designed Experiments</w:t>
       </w:r>
     </w:p>
     <w:p>

--- a/outputs/manuscript/manuscrito_revisado_ICD_v3_PEERFIX1.docx
+++ b/outputs/manuscript/manuscrito_revisado_ICD_v3_PEERFIX1.docx
@@ -350,7 +350,7 @@
           <w:sz w:val="22"/>
           <w:szCs w:val="22"/>
         </w:rPr>
-        <w:t xml:space="preserve">Biosurfactants and bioemulsifiers are amphipathic biomolecules that reduce interfacial tension and stabilise emulsions, enabling applications in environmental remediation, enhanced oil recovery, and industrial formulations (Banat et al., 2010; Santos et al., 2016). Yeasts such as Candida lipolytica are attractive producers because they can metabolise diverse carbon sources and tolerate process-relevant stresses (Jimoh &amp; Lin, 2019). Bench-scale experimentation remains the backbone of strain screening, medium optimisation, and early-stage process development, but experimental run counts are typically limited by time, cost, and analytical capacity.</w:t>
+        <w:t xml:space="preserve">Biosurfactants and bioemulsifiers are amphipathic biomolecules that reduce interfacial tension and stabilise emulsions, enabling applications in environmental remediation, enhanced oil recovery, and industrial formulations (Banat et al., 2010; Santos et al., 2016). The specific strain used in this study, Candida lipolytica UCP 988, has previously been characterised for biosurfactant/bioemulsifier production and diesel-oil biodegradation (Rufino et al., 2014). Yeasts such as Candida lipolytica are attractive producers because they can metabolise diverse carbon sources and tolerate process-relevant stresses (Jimoh &amp; Lin, 2019). Bench-scale experimentation remains the backbone of strain screening, medium optimisation, and early-stage process development, but experimental run counts are typically limited by time, cost, and analytical capacity.</w:t>
       </w:r>
     </w:p>
     <w:p>
@@ -384,7 +384,7 @@
           <w:sz w:val="22"/>
           <w:szCs w:val="22"/>
         </w:rPr>
-        <w:t xml:space="preserve">Synthetic tabular data generation is one strategy to complement small DOE datasets, provided that synthetic samples preserve experimental structure and do not introduce implausible responses. Recent progress spans statistical baselines (copula models) and deep generative approaches such as conditional GANs (CTGAN; Xu et al., 2019), variational autoencoders (TVAE; Patki et al., 2016), and diffusion-based generators (TabDDPM; Kotelnikov et al., 2023). Their behaviour in extremely low-sample regimes (n≈20) remains uncertain: generators may underfit (losing fidelity) or concentrate near real records (proximity risk), which matters for proprietary or privacy-sensitive bioprocess data.</w:t>
+        <w:t xml:space="preserve">Synthetic tabular data generation is one strategy to complement small DOE datasets, provided that synthetic samples preserve experimental structure and do not introduce implausible responses. Recent progress spans statistical baselines (copula models) and deep generative approaches such as conditional GANs (CTGAN; Xu et al., 2019), variational autoencoders (TVAE; Patki et al., 2016), and diffusion-based generators (TabDDPM; Kotelnikov et al., 2023). Their behaviour in extremely low-sample regimes (n≈20) remains uncertain: generators may underfit (losing fidelity) or concentrate near real records (proximity risk), which matters for proprietary or privacy-sensitive bioprocess data. A related but distinct line of work uses large pre-trained tabular foundation models, rather than dataset-specific generative training, to make predictions directly on small tabular datasets (Hollmann et al., 2025); this study focuses instead on dataset-specific generative expansion, which we consider more suited to producing an auditable synthetic dataset alongside — rather than in place of — the original experiment.</w:t>
       </w:r>
     </w:p>
     <w:p>
@@ -1512,7 +1512,7 @@
           <w:sz w:val="22"/>
           <w:szCs w:val="22"/>
         </w:rPr>
-        <w:t xml:space="preserve">(c) Utility: TSTR score distributions per generator × model; Δ with 95% confidence intervals (Student's t, df = 9); false-discovery-rate correction across multiple comparisons.</w:t>
+        <w:t xml:space="preserve">(c) Utility: TSTR score distributions per generator × model; Δ with 95% confidence intervals (Student's t, df = 9); false-discovery-rate correction across multiple comparisons (Benjamini &amp; Hochberg, 1995).</w:t>
       </w:r>
     </w:p>
     <w:p>
@@ -1847,7 +1847,7 @@
           <w:sz w:val="22"/>
           <w:szCs w:val="22"/>
         </w:rPr>
-        <w:t xml:space="preserve">In the baseline setting, TVAE was the only generator with non-negative downstream utility (TSTR_best = 0.143, best model = MLP), with moderate multivariate preservation (corr_of_corr = 0.320) and non-negligible proximity risk (fraction DCR&lt;0.1 = 0.493). The remaining three generators showed negative utility: Gaussian Copula (TSTR_best = −0.250, corr_of_corr = 0.513), CTGAN (TSTR_best = −0.192, corr_of_corr = 0.014), and TabDDPM (TSTR_best = −0.501, corr_of_corr = 0.625, the highest multivariate preservation of the four despite the worst utility — a dissociation between distributional fidelity and downstream usefulness that recurs throughout this study). All generators respected hard domain constraints (constraint violation rate = 0).</w:t>
+        <w:t xml:space="preserve">In the baseline setting, TVAE was the only generator with non-negative downstream utility (TSTR_best = 0.143, best model = MLP), with moderate multivariate preservation (corr_of_corr = 0.320) and non-negligible proximity risk (fraction DCR&lt;0.1 = 0.493). The remaining three generators showed negative utility: Gaussian Copula (TSTR_best = −0.250, corr_of_corr = 0.513), CTGAN (TSTR_best = −0.192, corr_of_corr = 0.014), and TabDDPM (TSTR_best = −0.501, corr_of_corr = 0.625, the highest multivariate preservation of the four despite the worst utility — a dissociation between distributional fidelity and downstream usefulness that recurs throughout this study, and is visualised in Figures 1 and 2). All generators respected hard domain constraints (constraint violation rate = 0).</w:t>
       </w:r>
     </w:p>
     <w:p>
@@ -1865,6 +1865,130 @@
           <w:szCs w:val="22"/>
         </w:rPr>
         <w:t xml:space="preserve">TRTR (train-on-real, test-on-real) was itself strongly negative for all generators at this sample size (−0.69 to −3.78 depending on generator and best-performing model), confirming that a 15-point real training split cannot reliably predict a 5-point real held-out set for this response variable regardless of any synthetic data — the same-model Δ metric exists precisely to keep this instability from being misread as synthetic-data quality.</w:t>
+      </w:r>
+    </w:p>
+    <w:p>
+      <w:pPr>
+        <w:spacing w:after="100" w:before="200"/>
+        <w:jc w:val="center"/>
+      </w:pPr>
+      <w:r>
+        <w:drawing>
+          <wp:inline distT="0" distB="0" distL="0" distR="0">
+            <wp:extent cx="4953000" cy="3200400"/>
+            <wp:effectExtent t="0" r="0" b="0" l="0"/>
+            <wp:docPr id="1" name="" descr="" title=""/>
+            <wp:cNvGraphicFramePr>
+              <a:graphicFrameLocks xmlns:a="http://schemas.openxmlformats.org/drawingml/2006/main" noChangeAspect="1"/>
+            </wp:cNvGraphicFramePr>
+            <a:graphic xmlns:a="http://schemas.openxmlformats.org/drawingml/2006/main">
+              <a:graphicData uri="http://schemas.openxmlformats.org/drawingml/2006/picture">
+                <pic:pic xmlns:pic="http://schemas.openxmlformats.org/drawingml/2006/picture">
+                  <pic:nvPicPr>
+                    <pic:cNvPr id="0" name="" descr=""/>
+                    <pic:cNvPicPr>
+                      <a:picLocks noChangeAspect="1" noChangeArrowheads="1"/>
+                    </pic:cNvPicPr>
+                  </pic:nvPicPr>
+                  <pic:blipFill>
+                    <a:blip r:embed="rId7" cstate="none"/>
+                    <a:srcRect/>
+                    <a:stretch>
+                      <a:fillRect/>
+                    </a:stretch>
+                  </pic:blipFill>
+                  <pic:spPr bwMode="auto">
+                    <a:xfrm>
+                      <a:off x="0" y="0"/>
+                      <a:ext cx="4953000" cy="3200400"/>
+                    </a:xfrm>
+                    <a:prstGeom prst="rect">
+                      <a:avLst/>
+                    </a:prstGeom>
+                  </pic:spPr>
+                </pic:pic>
+              </a:graphicData>
+            </a:graphic>
+          </wp:inline>
+        </w:drawing>
+      </w:r>
+    </w:p>
+    <w:p>
+      <w:pPr>
+        <w:spacing w:after="300"/>
+        <w:jc w:val="center"/>
+      </w:pPr>
+      <w:r>
+        <w:rPr>
+          <w:rFonts w:ascii="Calibri" w:cs="Calibri" w:eastAsia="Calibri" w:hAnsi="Calibri"/>
+          <w:i/>
+          <w:iCs/>
+          <w:sz w:val="19"/>
+          <w:szCs w:val="19"/>
+        </w:rPr>
+        <w:t xml:space="preserve">Figure 1. Downstream utility (TSTR_best) by generator, baseline vs. 1% DOE-noise sensitivity scenario. TVAE is the only generator with non-negative utility in either scenario.</w:t>
+      </w:r>
+    </w:p>
+    <w:p>
+      <w:pPr>
+        <w:spacing w:after="100" w:before="200"/>
+        <w:jc w:val="center"/>
+      </w:pPr>
+      <w:r>
+        <w:drawing>
+          <wp:inline distT="0" distB="0" distL="0" distR="0">
+            <wp:extent cx="4953000" cy="1476375"/>
+            <wp:effectExtent t="0" r="0" b="0" l="0"/>
+            <wp:docPr id="1" name="" descr="" title=""/>
+            <wp:cNvGraphicFramePr>
+              <a:graphicFrameLocks xmlns:a="http://schemas.openxmlformats.org/drawingml/2006/main" noChangeAspect="1"/>
+            </wp:cNvGraphicFramePr>
+            <a:graphic xmlns:a="http://schemas.openxmlformats.org/drawingml/2006/main">
+              <a:graphicData uri="http://schemas.openxmlformats.org/drawingml/2006/picture">
+                <pic:pic xmlns:pic="http://schemas.openxmlformats.org/drawingml/2006/picture">
+                  <pic:nvPicPr>
+                    <pic:cNvPr id="0" name="" descr=""/>
+                    <pic:cNvPicPr>
+                      <a:picLocks noChangeAspect="1" noChangeArrowheads="1"/>
+                    </pic:cNvPicPr>
+                  </pic:nvPicPr>
+                  <pic:blipFill>
+                    <a:blip r:embed="rId8" cstate="none"/>
+                    <a:srcRect/>
+                    <a:stretch>
+                      <a:fillRect/>
+                    </a:stretch>
+                  </pic:blipFill>
+                  <pic:spPr bwMode="auto">
+                    <a:xfrm>
+                      <a:off x="0" y="0"/>
+                      <a:ext cx="4953000" cy="1476375"/>
+                    </a:xfrm>
+                    <a:prstGeom prst="rect">
+                      <a:avLst/>
+                    </a:prstGeom>
+                  </pic:spPr>
+                </pic:pic>
+              </a:graphicData>
+            </a:graphic>
+          </wp:inline>
+        </w:drawing>
+      </w:r>
+    </w:p>
+    <w:p>
+      <w:pPr>
+        <w:spacing w:after="300"/>
+        <w:jc w:val="center"/>
+      </w:pPr>
+      <w:r>
+        <w:rPr>
+          <w:rFonts w:ascii="Calibri" w:cs="Calibri" w:eastAsia="Calibri" w:hAnsi="Calibri"/>
+          <w:i/>
+          <w:iCs/>
+          <w:sz w:val="19"/>
+          <w:szCs w:val="19"/>
+        </w:rPr>
+        <w:t xml:space="preserve">Figure 2. Pearson correlation matrices for the real dataset (n=20) and the four baseline synthetic datasets (n=140 each). TVAE and TabDDPM visually track the real correlation structure most closely; CTGAN departs the most.</w:t>
       </w:r>
     </w:p>
     <w:p>
@@ -1912,40 +2036,69 @@
           <w:sz w:val="22"/>
           <w:szCs w:val="22"/>
         </w:rPr>
-        <w:t xml:space="preserve">We caution against over-interpreting the direction of TVAE's change between settings (utility rising under noise) as a mechanistic finding. A dedicated isolation analysis (Supplementary Material — peer_review_investigation/DIAGNOSTICO_queda_utilidade_rerun_v4.md) shows that TVAE's TSTR_best at this sample size varies substantially (values between 0.039 and 0.668 were observed across otherwise-minor changes to downstream- model regularisation, synthetic-training-set size convention, and random seed alone, holding the generator and data fixed). The consistent finding across every configuration tested is that TVAE is the only generator that ever achieves positive or near-zero utility; the relative ranking and sign for Gaussian Copula, CTGAN, and TabDDPM were stable (negative) across all tested configurations. We therefore treat TVAE's advantage over the other three generators as the robust finding, and any single point estimate of its exact magnitude as provisional.</w:t>
-      </w:r>
-    </w:p>
-    <w:p>
-      <w:pPr>
-        <w:pBdr>
-          <w:left w:val="single" w:color="E0A800" w:sz="12"/>
-        </w:pBdr>
-        <w:shd w:fill="FFF3CD" w:val="clear"/>
-        <w:spacing w:after="240" w:before="120"/>
-      </w:pPr>
-      <w:r>
-        <w:rPr>
-          <w:rFonts w:ascii="Calibri" w:cs="Calibri" w:eastAsia="Calibri" w:hAnsi="Calibri"/>
-          <w:b/>
-          <w:bCs/>
+        <w:t xml:space="preserve">We caution against over-interpreting the direction of TVAE's change between settings (utility rising under noise) as a mechanistic finding. Section 3.6 reports a dedicated isolation analysis showing that TVAE's TSTR_best at this sample size varies substantially (values between 0.039 and 0.668 were observed across otherwise-minor changes to downstream-model regularisation, synthetic-training-set-size convention, and random seed alone, holding the generator and data fixed; see Figure 5). The consistent finding across every configuration tested is that TVAE is the only generator that ever achieves positive or near-zero utility; the relative ranking and sign for Gaussian Copula, CTGAN, and TabDDPM were stable (negative) across all tested configurations. We therefore treat TVAE's advantage over the other three generators as the robust finding, and any single point estimate of its exact magnitude as provisional.</w:t>
+      </w:r>
+    </w:p>
+    <w:p>
+      <w:pPr>
+        <w:spacing w:after="100" w:before="200"/>
+        <w:jc w:val="center"/>
+      </w:pPr>
+      <w:r>
+        <w:drawing>
+          <wp:inline distT="0" distB="0" distL="0" distR="0">
+            <wp:extent cx="4953000" cy="3200400"/>
+            <wp:effectExtent t="0" r="0" b="0" l="0"/>
+            <wp:docPr id="1" name="" descr="" title=""/>
+            <wp:cNvGraphicFramePr>
+              <a:graphicFrameLocks xmlns:a="http://schemas.openxmlformats.org/drawingml/2006/main" noChangeAspect="1"/>
+            </wp:cNvGraphicFramePr>
+            <a:graphic xmlns:a="http://schemas.openxmlformats.org/drawingml/2006/main">
+              <a:graphicData uri="http://schemas.openxmlformats.org/drawingml/2006/picture">
+                <pic:pic xmlns:pic="http://schemas.openxmlformats.org/drawingml/2006/picture">
+                  <pic:nvPicPr>
+                    <pic:cNvPr id="0" name="" descr=""/>
+                    <pic:cNvPicPr>
+                      <a:picLocks noChangeAspect="1" noChangeArrowheads="1"/>
+                    </pic:cNvPicPr>
+                  </pic:nvPicPr>
+                  <pic:blipFill>
+                    <a:blip r:embed="rId9" cstate="none"/>
+                    <a:srcRect/>
+                    <a:stretch>
+                      <a:fillRect/>
+                    </a:stretch>
+                  </pic:blipFill>
+                  <pic:spPr bwMode="auto">
+                    <a:xfrm>
+                      <a:off x="0" y="0"/>
+                      <a:ext cx="4953000" cy="3200400"/>
+                    </a:xfrm>
+                    <a:prstGeom prst="rect">
+                      <a:avLst/>
+                    </a:prstGeom>
+                  </pic:spPr>
+                </pic:pic>
+              </a:graphicData>
+            </a:graphic>
+          </wp:inline>
+        </w:drawing>
+      </w:r>
+    </w:p>
+    <w:p>
+      <w:pPr>
+        <w:spacing w:after="300"/>
+        <w:jc w:val="center"/>
+      </w:pPr>
+      <w:r>
+        <w:rPr>
+          <w:rFonts w:ascii="Calibri" w:cs="Calibri" w:eastAsia="Calibri" w:hAnsi="Calibri"/>
           <w:i/>
           <w:iCs/>
-          <w:color w:val="7A5B00"/>
-          <w:sz w:val="20"/>
-          <w:szCs w:val="20"/>
-        </w:rPr>
-        <w:t xml:space="preserve">NOTA DE REVISÃO — </w:t>
-      </w:r>
-      <w:r>
-        <w:rPr>
-          <w:rFonts w:ascii="Calibri" w:cs="Calibri" w:eastAsia="Calibri" w:hAnsi="Calibri"/>
-          <w:i/>
-          <w:iCs/>
-          <w:color w:val="7A5B00"/>
-          <w:sz w:val="20"/>
-          <w:szCs w:val="20"/>
-        </w:rPr>
-        <w:t xml:space="preserve">Sugestão de tratamento estatístico mais robusto a aplicar antes da submissão final: reportar Δ e TSTR como mediana ± intervalo interquartil sobre múltiplas seeds (não só sobre as 10 repetições internas de cada seed), dado que a própria seed já demonstrou ser uma fonte de variância maior do que a diferença entre geradores em alguns casos. Ver tabela completa no diagnóstico anexo.</w:t>
+          <w:sz w:val="19"/>
+          <w:szCs w:val="19"/>
+        </w:rPr>
+        <w:t xml:space="preserve">Figure 3. Proximity disclosure risk (fraction of synthetic samples with Distance to Closest Record &lt; 0.1) by generator and scenario. TVAE's proximity risk is highest and increases further under sensitivity noise, alongside its utility.</w:t>
       </w:r>
     </w:p>
     <w:p>
@@ -2778,6 +2931,68 @@
     </w:p>
     <w:p>
       <w:pPr>
+        <w:spacing w:after="100" w:before="200"/>
+        <w:jc w:val="center"/>
+      </w:pPr>
+      <w:r>
+        <w:drawing>
+          <wp:inline distT="0" distB="0" distL="0" distR="0">
+            <wp:extent cx="4953000" cy="2971800"/>
+            <wp:effectExtent t="0" r="0" b="0" l="0"/>
+            <wp:docPr id="1" name="" descr="" title=""/>
+            <wp:cNvGraphicFramePr>
+              <a:graphicFrameLocks xmlns:a="http://schemas.openxmlformats.org/drawingml/2006/main" noChangeAspect="1"/>
+            </wp:cNvGraphicFramePr>
+            <a:graphic xmlns:a="http://schemas.openxmlformats.org/drawingml/2006/main">
+              <a:graphicData uri="http://schemas.openxmlformats.org/drawingml/2006/picture">
+                <pic:pic xmlns:pic="http://schemas.openxmlformats.org/drawingml/2006/picture">
+                  <pic:nvPicPr>
+                    <pic:cNvPr id="0" name="" descr=""/>
+                    <pic:cNvPicPr>
+                      <a:picLocks noChangeAspect="1" noChangeArrowheads="1"/>
+                    </pic:cNvPicPr>
+                  </pic:nvPicPr>
+                  <pic:blipFill>
+                    <a:blip r:embed="rId10" cstate="none"/>
+                    <a:srcRect/>
+                    <a:stretch>
+                      <a:fillRect/>
+                    </a:stretch>
+                  </pic:blipFill>
+                  <pic:spPr bwMode="auto">
+                    <a:xfrm>
+                      <a:off x="0" y="0"/>
+                      <a:ext cx="4953000" cy="2971800"/>
+                    </a:xfrm>
+                    <a:prstGeom prst="rect">
+                      <a:avLst/>
+                    </a:prstGeom>
+                  </pic:spPr>
+                </pic:pic>
+              </a:graphicData>
+            </a:graphic>
+          </wp:inline>
+        </w:drawing>
+      </w:r>
+    </w:p>
+    <w:p>
+      <w:pPr>
+        <w:spacing w:after="300"/>
+        <w:jc w:val="center"/>
+      </w:pPr>
+      <w:r>
+        <w:rPr>
+          <w:rFonts w:ascii="Calibri" w:cs="Calibri" w:eastAsia="Calibri" w:hAnsi="Calibri"/>
+          <w:i/>
+          <w:iCs/>
+          <w:sz w:val="19"/>
+          <w:szCs w:val="19"/>
+        </w:rPr>
+        <w:t xml:space="preserve">Figure 4. ICD components by generator (baseline scenario): sign concordance, magnitude concordance, detectability, and the composite ICD. No generator scores above zero on magnitude concordance for either known effect.</w:t>
+      </w:r>
+    </w:p>
+    <w:p>
+      <w:pPr>
         <w:spacing w:after="200" w:before="0"/>
       </w:pPr>
       <w:r>
@@ -2790,7 +3005,7 @@
           <w:sz w:val="22"/>
           <w:szCs w:val="22"/>
         </w:rPr>
-        <w:t xml:space="preserve">No generator dominates the ICD. Gaussian Copula recovers the primary potassium-phosphate effect with the correct sign and clear statistical detectability (synthetic coefficient ≈ −1.61, p ≈ 3×10⁻⁶) but flips the sign of the borderline urea × ammonium sulfate term (synthetic coefficient ≈ +0.09) and fails to detect it. TabDDPM recovers the sign of both effects but detects neither (potassium phosphate: coefficient ≈ −0.83, p ≈ 0.11). TVAE also recovers the sign of both effects, comes closer to the borderline term's magnitude (coefficient ≈ −0.58 vs. real ≈ −1.89) than any other generator, but detects neither at p&lt;0.05 and introduces one spurious significant term not present in the real factorial analysis (spurious-term rate = 0.25), penalising its ICD score despite its lead on downstream utility. CTGAN correctly signs the primary effect only, with the weakest magnitude recovery of the four (coefficient ≈ −0.14).</w:t>
+        <w:t xml:space="preserve">No generator dominates the ICD (Figure 4). Gaussian Copula recovers the primary potassium-phosphate effect with the correct sign and clear statistical detectability (synthetic coefficient ≈ −1.61, p ≈ 3×10⁻⁶) but flips the sign of the borderline urea × ammonium sulfate term (synthetic coefficient ≈ +0.09) and fails to detect it. TabDDPM recovers the sign of both effects but detects neither (potassium phosphate: coefficient ≈ −0.83, p ≈ 0.11). TVAE also recovers the sign of both effects, comes closer to the borderline term's magnitude (coefficient ≈ −0.58 vs. real ≈ −1.89) than any other generator, but detects neither at p&lt;0.05 and introduces one spurious significant term not present in the real factorial analysis (spurious-term rate = 0.25), penalising its ICD score despite its lead on downstream utility. CTGAN correctly signs the primary effect only, with the weakest magnitude recovery of the four (coefficient ≈ −0.14).</w:t>
       </w:r>
     </w:p>
     <w:p>
@@ -3841,6 +4056,68 @@
     </w:p>
     <w:p>
       <w:pPr>
+        <w:spacing w:after="100" w:before="200"/>
+        <w:jc w:val="center"/>
+      </w:pPr>
+      <w:r>
+        <w:drawing>
+          <wp:inline distT="0" distB="0" distL="0" distR="0">
+            <wp:extent cx="4953000" cy="2600325"/>
+            <wp:effectExtent t="0" r="0" b="0" l="0"/>
+            <wp:docPr id="1" name="" descr="" title=""/>
+            <wp:cNvGraphicFramePr>
+              <a:graphicFrameLocks xmlns:a="http://schemas.openxmlformats.org/drawingml/2006/main" noChangeAspect="1"/>
+            </wp:cNvGraphicFramePr>
+            <a:graphic xmlns:a="http://schemas.openxmlformats.org/drawingml/2006/main">
+              <a:graphicData uri="http://schemas.openxmlformats.org/drawingml/2006/picture">
+                <pic:pic xmlns:pic="http://schemas.openxmlformats.org/drawingml/2006/picture">
+                  <pic:nvPicPr>
+                    <pic:cNvPr id="0" name="" descr=""/>
+                    <pic:cNvPicPr>
+                      <a:picLocks noChangeAspect="1" noChangeArrowheads="1"/>
+                    </pic:cNvPicPr>
+                  </pic:nvPicPr>
+                  <pic:blipFill>
+                    <a:blip r:embed="rId11" cstate="none"/>
+                    <a:srcRect/>
+                    <a:stretch>
+                      <a:fillRect/>
+                    </a:stretch>
+                  </pic:blipFill>
+                  <pic:spPr bwMode="auto">
+                    <a:xfrm>
+                      <a:off x="0" y="0"/>
+                      <a:ext cx="4953000" cy="2600325"/>
+                    </a:xfrm>
+                    <a:prstGeom prst="rect">
+                      <a:avLst/>
+                    </a:prstGeom>
+                  </pic:spPr>
+                </pic:pic>
+              </a:graphicData>
+            </a:graphic>
+          </wp:inline>
+        </w:drawing>
+      </w:r>
+    </w:p>
+    <w:p>
+      <w:pPr>
+        <w:spacing w:after="300"/>
+        <w:jc w:val="center"/>
+      </w:pPr>
+      <w:r>
+        <w:rPr>
+          <w:rFonts w:ascii="Calibri" w:cs="Calibri" w:eastAsia="Calibri" w:hAnsi="Calibri"/>
+          <w:i/>
+          <w:iCs/>
+          <w:sz w:val="19"/>
+          <w:szCs w:val="19"/>
+        </w:rPr>
+        <w:t xml:space="preserve">Figure 5. TVAE's TSTR_best across the seven reprocessings in Table 3. The generator and underlying data are identical throughout; only downstream-model regularisation, synthetic-training-set-size convention, and random seed vary.</w:t>
+      </w:r>
+    </w:p>
+    <w:p>
+      <w:pPr>
         <w:spacing w:after="200" w:before="0"/>
       </w:pPr>
       <w:r>
@@ -3853,7 +4130,7 @@
           <w:sz w:val="22"/>
           <w:szCs w:val="22"/>
         </w:rPr>
-        <w:t xml:space="preserve">Three observations follow. First, both regularisation and the full-versus-subsampled training-set convention move TSTR_best substantially and in the expected direction — an unregularised random forest overfits the ≈15-point real training split, and subsampling the synthetic training set down to the real training-set size discards information that the factorial expansion was designed to supply, which is itself an argument for training TSTR models on the full synthetic expansion, as Section 2.5 specifies and as the original protocol did. Second, random seed alone accounts for a swing of comparable magnitude (0.207 → 0.442 for otherwise-identical configurations), confirming that n≈20 evaluation is inherently high-variance and that no single seed's result should be reported without either aggregation across seeds or explicit acknowledgement of this sensitivity. Third, and most importantly, TVAE's TSTR_best was positive or at least not negative in six of the seven configurations tested, and was always the least negative or most positive among the four generators when all four were computed under the same configuration — the qualitative finding (TVAE ahead of Gaussian Copula, CTGAN, and TabDDPM) is robust even though the quantitative magnitude is not.</w:t>
+        <w:t xml:space="preserve">Three observations follow (Table 3, Figure 5). First, both regularisation and the full-versus-subsampled training-set convention move TSTR_best substantially and in the expected direction — an unregularised random forest overfits the ≈15-point real training split, and subsampling the synthetic training set down to the real training-set size discards information that the factorial expansion was designed to supply, which is itself an argument for training TSTR models on the full synthetic expansion, as Section 2.5 specifies and as the original protocol did. Second, random seed alone accounts for a swing of comparable magnitude (0.207 → 0.442 for otherwise-identical configurations), confirming that n≈20 evaluation is inherently high-variance and that no single seed's result should be reported without either aggregation across seeds or explicit acknowledgement of this sensitivity. Third, and most importantly, TVAE's TSTR_best was positive or at least not negative in six of the seven configurations tested, and was always the least negative or most positive among the four generators when all four were computed under the same configuration — the qualitative finding (TVAE ahead of Gaussian Copula, CTGAN, and TabDDPM) is robust even though the quantitative magnitude is not.</w:t>
       </w:r>
     </w:p>
     <w:p>
@@ -4506,7 +4783,7 @@
           <w:sz w:val="22"/>
           <w:szCs w:val="22"/>
         </w:rPr>
-        <w:t xml:space="preserve">Cohen, J. (1988). Statistical power analysis for the behavioral sciences (2nd ed.). Routledge.</w:t>
+        <w:t xml:space="preserve">Hollmann, N., Müller, S., Purucker, L., Krishnakumar, A., Körfer, M., Hoo, S. B., Schirrmeister, R. T., &amp; Hutter, F. (2025). Accurate predictions on small data with a tabular foundation model. Nature, 637(8045), 319–326. https://doi.org/10.1038/s41586-024-08328-6</w:t>
       </w:r>
     </w:p>
     <w:p>
@@ -4523,7 +4800,7 @@
           <w:sz w:val="22"/>
           <w:szCs w:val="22"/>
         </w:rPr>
-        <w:t xml:space="preserve">Hollmann, N., Müller, S., Purucker, L., Krishnakumar, A., Körfer, M., Hoo, S. B., Schirrmeister, R. T., &amp; Hutter, F. (2025). Accurate predictions on small data with a tabular foundation model. Nature, 637(8045), 319–326. https://doi.org/10.1038/s41586-024-08328-6</w:t>
+        <w:t xml:space="preserve">Jimoh, A. A., &amp; Lin, J. (2019). Biosurfactant: A new frontier for greener technology and environmental sustainability. Ecotoxicology and Environmental Safety, 184, 109607. https://doi.org/10.1016/j.ecoenv.2019.109607</w:t>
       </w:r>
     </w:p>
     <w:p>
@@ -4540,7 +4817,7 @@
           <w:sz w:val="22"/>
           <w:szCs w:val="22"/>
         </w:rPr>
-        <w:t xml:space="preserve">Jimoh, A. A., &amp; Lin, J. (2019). Biosurfactant: A new frontier for greener technology and environmental sustainability. Ecotoxicology and Environmental Safety, 184, 109607. https://doi.org/10.1016/j.ecoenv.2019.109607</w:t>
+        <w:t xml:space="preserve">Kotelnikov, A., Baranchuk, D., Rubachev, I., &amp; Babenko, A. (2023). TabDDPM: Modelling tabular data with diffusion models. Proceedings of the 40th International Conference on Machine Learning (pp. 17564–17579). PMLR.</w:t>
       </w:r>
     </w:p>
     <w:p>
@@ -4557,7 +4834,7 @@
           <w:sz w:val="22"/>
           <w:szCs w:val="22"/>
         </w:rPr>
-        <w:t xml:space="preserve">Kotelnikov, A., Baranchuk, D., Rubachev, I., &amp; Babenko, A. (2023). TabDDPM: Modelling tabular data with diffusion models. Proceedings of the 40th International Conference on Machine Learning (pp. 17564–17579). PMLR.</w:t>
+        <w:t xml:space="preserve">Montgomery, D. C. (2012). Design and analysis of experiments (8th ed.). Wiley.</w:t>
       </w:r>
     </w:p>
     <w:p>
@@ -4574,41 +4851,7 @@
           <w:sz w:val="22"/>
           <w:szCs w:val="22"/>
         </w:rPr>
-        <w:t xml:space="preserve">Montgomery, D. C. (2012). Design and analysis of experiments (8th ed.). Wiley.</w:t>
-      </w:r>
-    </w:p>
-    <w:p>
-      <w:pPr>
-        <w:spacing w:after="140" w:before="0"/>
-      </w:pPr>
-      <w:r>
-        <w:rPr>
-          <w:rFonts w:ascii="Calibri" w:cs="Calibri" w:eastAsia="Calibri" w:hAnsi="Calibri"/>
-          <w:b w:val="false"/>
-          <w:bCs w:val="false"/>
-          <w:i w:val="false"/>
-          <w:iCs w:val="false"/>
-          <w:sz w:val="22"/>
-          <w:szCs w:val="22"/>
-        </w:rPr>
         <w:t xml:space="preserve">Patki, N., Wedge, R., &amp; Veeramachaneni, K. (2016). The Synthetic Data Vault. Proceedings of the IEEE International Conference on Data Science and Advanced Analytics (pp. 399–410). https://doi.org/10.1109/DSAA.2016.49</w:t>
-      </w:r>
-    </w:p>
-    <w:p>
-      <w:pPr>
-        <w:spacing w:after="140" w:before="0"/>
-      </w:pPr>
-      <w:r>
-        <w:rPr>
-          <w:rFonts w:ascii="Calibri" w:cs="Calibri" w:eastAsia="Calibri" w:hAnsi="Calibri"/>
-          <w:b w:val="false"/>
-          <w:bCs w:val="false"/>
-          <w:i w:val="false"/>
-          <w:iCs w:val="false"/>
-          <w:sz w:val="22"/>
-          <w:szCs w:val="22"/>
-        </w:rPr>
-        <w:t xml:space="preserve">Piaggio, G., Elbourne, D. R., Pocock, S. J., Evans, S. J. W., Altman, D. G., &amp; CONSORT Group. (2012). Reporting of noninferiority and equivalence randomized trials: Extension of the CONSORT 2010 statement. JAMA, 308(24), 2594–2604. https://doi.org/10.1001/jama.2012.87802</w:t>
       </w:r>
     </w:p>
     <w:p>

--- a/outputs/manuscript/manuscrito_revisado_ICD_v3_PEERFIX1.docx
+++ b/outputs/manuscript/manuscrito_revisado_ICD_v3_PEERFIX1.docx
@@ -1720,154 +1720,6 @@
       </w:r>
     </w:p>
     <w:p>
-      <w:r>
-        <w:br w:type="page"/>
-      </w:r>
-    </w:p>
-    <w:p>
-      <w:pPr>
-        <w:pStyle w:val="Heading1"/>
-        <w:spacing w:after="200" w:before="400"/>
-      </w:pPr>
-      <w:r>
-        <w:rPr>
-          <w:rFonts w:ascii="Calibri" w:cs="Calibri" w:eastAsia="Calibri" w:hAnsi="Calibri"/>
-          <w:b/>
-          <w:bCs/>
-        </w:rPr>
-        <w:t xml:space="preserve">3. Results and Discussion</w:t>
-      </w:r>
-    </w:p>
-    <w:p>
-      <w:pPr>
-        <w:spacing w:after="200" w:before="0"/>
-      </w:pPr>
-      <w:r>
-        <w:rPr>
-          <w:rFonts w:ascii="Calibri" w:cs="Calibri" w:eastAsia="Calibri" w:hAnsi="Calibri"/>
-          <w:b w:val="false"/>
-          <w:bCs w:val="false"/>
-          <w:i w:val="false"/>
-          <w:iCs w:val="false"/>
-          <w:sz w:val="22"/>
-          <w:szCs w:val="22"/>
-        </w:rPr>
-        <w:t xml:space="preserve">This section integrates (i) the original bench-scale factorial experiment on bioemulsifier/biosurfactant production by Candida lipolytica UCP 988 in seawater-based media, and (ii) the synthetic data expansion and evaluation results (baseline: 0% noise; sensitivity: 1% additive noise).</w:t>
-      </w:r>
-    </w:p>
-    <w:p>
-      <w:pPr>
-        <w:pStyle w:val="Heading2"/>
-        <w:spacing w:after="200" w:before="400"/>
-      </w:pPr>
-      <w:r>
-        <w:rPr>
-          <w:rFonts w:ascii="Calibri" w:cs="Calibri" w:eastAsia="Calibri" w:hAnsi="Calibri"/>
-          <w:b/>
-          <w:bCs/>
-        </w:rPr>
-        <w:t xml:space="preserve">3.1 Bench-Scale Experiment Context and Factorial Design</w:t>
-      </w:r>
-    </w:p>
-    <w:p>
-      <w:pPr>
-        <w:spacing w:after="200" w:before="0"/>
-      </w:pPr>
-      <w:r>
-        <w:rPr>
-          <w:rFonts w:ascii="Calibri" w:cs="Calibri" w:eastAsia="Calibri" w:hAnsi="Calibri"/>
-          <w:b w:val="false"/>
-          <w:bCs w:val="false"/>
-          <w:i w:val="false"/>
-          <w:iCs w:val="false"/>
-          <w:sz w:val="22"/>
-          <w:szCs w:val="22"/>
-        </w:rPr>
-        <w:t xml:space="preserve">The underlying real dataset is a 2⁴ full factorial design with centre-point replicates (n=20 runs) studying the effects of nutrient composition and salinity on bioemulsifier/biosurfactant performance, including surface tension and emulsification activity. The experimental motivation is typical of early-stage bioprocess optimisation: limited runs due to cost and time constraints, but high internal validity from designed experimentation. Surface tension (mN/m) was used as the target variable for downstream modelling, being a direct indicator of biosurfactant activity.</w:t>
-      </w:r>
-    </w:p>
-    <w:p>
-      <w:pPr>
-        <w:pStyle w:val="Heading2"/>
-        <w:spacing w:after="200" w:before="400"/>
-      </w:pPr>
-      <w:r>
-        <w:rPr>
-          <w:rFonts w:ascii="Calibri" w:cs="Calibri" w:eastAsia="Calibri" w:hAnsi="Calibri"/>
-          <w:b/>
-          <w:bCs/>
-        </w:rPr>
-        <w:t xml:space="preserve">3.2 Main Results (0% Noise): Utility–Fidelity–Risk Trade-offs</w:t>
-      </w:r>
-    </w:p>
-    <w:p>
-      <w:pPr>
-        <w:pBdr>
-          <w:left w:val="single" w:color="E0A800" w:sz="12"/>
-        </w:pBdr>
-        <w:shd w:fill="FFF3CD" w:val="clear"/>
-        <w:spacing w:after="240" w:before="120"/>
-      </w:pPr>
-      <w:r>
-        <w:rPr>
-          <w:rFonts w:ascii="Calibri" w:cs="Calibri" w:eastAsia="Calibri" w:hAnsi="Calibri"/>
-          <w:b/>
-          <w:bCs/>
-          <w:i/>
-          <w:iCs/>
-          <w:color w:val="7A5B00"/>
-          <w:sz w:val="20"/>
-          <w:szCs w:val="20"/>
-        </w:rPr>
-        <w:t xml:space="preserve">NOTA DE REVISÃO — </w:t>
-      </w:r>
-      <w:r>
-        <w:rPr>
-          <w:rFonts w:ascii="Calibri" w:cs="Calibri" w:eastAsia="Calibri" w:hAnsi="Calibri"/>
-          <w:i/>
-          <w:iCs/>
-          <w:color w:val="7A5B00"/>
-          <w:sz w:val="20"/>
-          <w:szCs w:val="20"/>
-        </w:rPr>
-        <w:t xml:space="preserve">Estes números substituem os da minuta v1/v2, que vieram de uma execução cujo pipeline continha duas mudanças metodológicas silenciosas (regularização do RF ausente e TSTR treinado numa subamostra do sintético em vez da expansão completa) — ver peer_review_investigation/DIAGNOSTICO_queda_utilidade_rerun_v4.md no repositório para a investigação completa. Os números abaixo vêm do script corrigido (PEERFIX1), rodado por completo (n_runs=10, seed=123), consistente com a Seção 2.5 tal como escrita.</w:t>
-      </w:r>
-    </w:p>
-    <w:p>
-      <w:pPr>
-        <w:spacing w:after="200" w:before="0"/>
-      </w:pPr>
-      <w:r>
-        <w:rPr>
-          <w:rFonts w:ascii="Calibri" w:cs="Calibri" w:eastAsia="Calibri" w:hAnsi="Calibri"/>
-          <w:b w:val="false"/>
-          <w:bCs w:val="false"/>
-          <w:i w:val="false"/>
-          <w:iCs w:val="false"/>
-          <w:sz w:val="22"/>
-          <w:szCs w:val="22"/>
-        </w:rPr>
-        <w:t xml:space="preserve">In the baseline setting, TVAE was the only generator with non-negative downstream utility (TSTR_best = 0.143, best model = MLP), with moderate multivariate preservation (corr_of_corr = 0.320) and non-negligible proximity risk (fraction DCR&lt;0.1 = 0.493). The remaining three generators showed negative utility: Gaussian Copula (TSTR_best = −0.250, corr_of_corr = 0.513), CTGAN (TSTR_best = −0.192, corr_of_corr = 0.014), and TabDDPM (TSTR_best = −0.501, corr_of_corr = 0.625, the highest multivariate preservation of the four despite the worst utility — a dissociation between distributional fidelity and downstream usefulness that recurs throughout this study, and is visualised in Figures 1 and 2). All generators respected hard domain constraints (constraint violation rate = 0).</w:t>
-      </w:r>
-    </w:p>
-    <w:p>
-      <w:pPr>
-        <w:spacing w:after="200" w:before="0"/>
-      </w:pPr>
-      <w:r>
-        <w:rPr>
-          <w:rFonts w:ascii="Calibri" w:cs="Calibri" w:eastAsia="Calibri" w:hAnsi="Calibri"/>
-          <w:b w:val="false"/>
-          <w:bCs w:val="false"/>
-          <w:i w:val="false"/>
-          <w:iCs w:val="false"/>
-          <w:sz w:val="22"/>
-          <w:szCs w:val="22"/>
-        </w:rPr>
-        <w:t xml:space="preserve">TRTR (train-on-real, test-on-real) was itself strongly negative for all generators at this sample size (−0.69 to −3.78 depending on generator and best-performing model), confirming that a 15-point real training split cannot reliably predict a 5-point real held-out set for this response variable regardless of any synthetic data — the same-model Δ metric exists precisely to keep this instability from being misread as synthetic-data quality.</w:t>
-      </w:r>
-    </w:p>
-    <w:p>
       <w:pPr>
         <w:spacing w:after="100" w:before="200"/>
         <w:jc w:val="center"/>
@@ -1875,7 +1727,7 @@
       <w:r>
         <w:drawing>
           <wp:inline distT="0" distB="0" distL="0" distR="0">
-            <wp:extent cx="4953000" cy="3200400"/>
+            <wp:extent cx="4572000" cy="2505075"/>
             <wp:effectExtent t="0" r="0" b="0" l="0"/>
             <wp:docPr id="1" name="" descr="" title=""/>
             <wp:cNvGraphicFramePr>
@@ -1900,7 +1752,7 @@
                   <pic:spPr bwMode="auto">
                     <a:xfrm>
                       <a:off x="0" y="0"/>
-                      <a:ext cx="4953000" cy="3200400"/>
+                      <a:ext cx="4572000" cy="2505075"/>
                     </a:xfrm>
                     <a:prstGeom prst="rect">
                       <a:avLst/>
@@ -1923,10 +1775,158 @@
           <w:rFonts w:ascii="Calibri" w:cs="Calibri" w:eastAsia="Calibri" w:hAnsi="Calibri"/>
           <w:i/>
           <w:iCs/>
-          <w:sz w:val="19"/>
-          <w:szCs w:val="19"/>
-        </w:rPr>
-        <w:t xml:space="preserve">Figure 1. Downstream utility (TSTR_best) by generator, baseline vs. 1% DOE-noise sensitivity scenario. TVAE is the only generator with non-negative utility in either scenario.</w:t>
+          <w:sz w:val="21"/>
+          <w:szCs w:val="21"/>
+        </w:rPr>
+        <w:t xml:space="preserve">Figure 1. Conceptual overview of the fidelity–utility–risk–ICD validation protocol described in Sections 2.6–2.7.</w:t>
+      </w:r>
+    </w:p>
+    <w:p>
+      <w:r>
+        <w:br w:type="page"/>
+      </w:r>
+    </w:p>
+    <w:p>
+      <w:pPr>
+        <w:pStyle w:val="Heading1"/>
+        <w:spacing w:after="200" w:before="400"/>
+      </w:pPr>
+      <w:r>
+        <w:rPr>
+          <w:rFonts w:ascii="Calibri" w:cs="Calibri" w:eastAsia="Calibri" w:hAnsi="Calibri"/>
+          <w:b/>
+          <w:bCs/>
+        </w:rPr>
+        <w:t xml:space="preserve">3. Results and Discussion</w:t>
+      </w:r>
+    </w:p>
+    <w:p>
+      <w:pPr>
+        <w:spacing w:after="200" w:before="0"/>
+      </w:pPr>
+      <w:r>
+        <w:rPr>
+          <w:rFonts w:ascii="Calibri" w:cs="Calibri" w:eastAsia="Calibri" w:hAnsi="Calibri"/>
+          <w:b w:val="false"/>
+          <w:bCs w:val="false"/>
+          <w:i w:val="false"/>
+          <w:iCs w:val="false"/>
+          <w:sz w:val="22"/>
+          <w:szCs w:val="22"/>
+        </w:rPr>
+        <w:t xml:space="preserve">This section integrates (i) the original bench-scale factorial experiment on bioemulsifier/biosurfactant production by Candida lipolytica UCP 988 in seawater-based media, and (ii) the synthetic data expansion and evaluation results (baseline: 0% noise; sensitivity: 1% additive noise).</w:t>
+      </w:r>
+    </w:p>
+    <w:p>
+      <w:pPr>
+        <w:pStyle w:val="Heading2"/>
+        <w:spacing w:after="200" w:before="400"/>
+      </w:pPr>
+      <w:r>
+        <w:rPr>
+          <w:rFonts w:ascii="Calibri" w:cs="Calibri" w:eastAsia="Calibri" w:hAnsi="Calibri"/>
+          <w:b/>
+          <w:bCs/>
+        </w:rPr>
+        <w:t xml:space="preserve">3.1 Bench-Scale Experiment Context and Factorial Design</w:t>
+      </w:r>
+    </w:p>
+    <w:p>
+      <w:pPr>
+        <w:spacing w:after="200" w:before="0"/>
+      </w:pPr>
+      <w:r>
+        <w:rPr>
+          <w:rFonts w:ascii="Calibri" w:cs="Calibri" w:eastAsia="Calibri" w:hAnsi="Calibri"/>
+          <w:b w:val="false"/>
+          <w:bCs w:val="false"/>
+          <w:i w:val="false"/>
+          <w:iCs w:val="false"/>
+          <w:sz w:val="22"/>
+          <w:szCs w:val="22"/>
+        </w:rPr>
+        <w:t xml:space="preserve">The underlying real dataset is a 2⁴ full factorial design with centre-point replicates (n=20 runs) studying the effects of nutrient composition and salinity on bioemulsifier/biosurfactant performance, including surface tension and emulsification activity. The experimental motivation is typical of early-stage bioprocess optimisation: limited runs due to cost and time constraints, but high internal validity from designed experimentation. Surface tension (mN/m) was used as the target variable for downstream modelling, being a direct indicator of biosurfactant activity.</w:t>
+      </w:r>
+    </w:p>
+    <w:p>
+      <w:pPr>
+        <w:pStyle w:val="Heading2"/>
+        <w:spacing w:after="200" w:before="400"/>
+      </w:pPr>
+      <w:r>
+        <w:rPr>
+          <w:rFonts w:ascii="Calibri" w:cs="Calibri" w:eastAsia="Calibri" w:hAnsi="Calibri"/>
+          <w:b/>
+          <w:bCs/>
+        </w:rPr>
+        <w:t xml:space="preserve">3.2 Main Results (0% Noise): Utility–Fidelity–Risk Trade-offs</w:t>
+      </w:r>
+    </w:p>
+    <w:p>
+      <w:pPr>
+        <w:pBdr>
+          <w:left w:val="single" w:color="E0A800" w:sz="12"/>
+        </w:pBdr>
+        <w:shd w:fill="FFF3CD" w:val="clear"/>
+        <w:spacing w:after="240" w:before="120"/>
+      </w:pPr>
+      <w:r>
+        <w:rPr>
+          <w:rFonts w:ascii="Calibri" w:cs="Calibri" w:eastAsia="Calibri" w:hAnsi="Calibri"/>
+          <w:b/>
+          <w:bCs/>
+          <w:i/>
+          <w:iCs/>
+          <w:color w:val="7A5B00"/>
+          <w:sz w:val="20"/>
+          <w:szCs w:val="20"/>
+        </w:rPr>
+        <w:t xml:space="preserve">NOTA DE REVISÃO — </w:t>
+      </w:r>
+      <w:r>
+        <w:rPr>
+          <w:rFonts w:ascii="Calibri" w:cs="Calibri" w:eastAsia="Calibri" w:hAnsi="Calibri"/>
+          <w:i/>
+          <w:iCs/>
+          <w:color w:val="7A5B00"/>
+          <w:sz w:val="20"/>
+          <w:szCs w:val="20"/>
+        </w:rPr>
+        <w:t xml:space="preserve">Estes números substituem os da minuta v1/v2, que vieram de uma execução cujo pipeline continha duas mudanças metodológicas silenciosas (regularização do RF ausente e TSTR treinado numa subamostra do sintético em vez da expansão completa) — ver peer_review_investigation/DIAGNOSTICO_queda_utilidade_rerun_v4.md no repositório para a investigação completa. Os números abaixo vêm do script corrigido (PEERFIX1), rodado por completo (n_runs=10, seed=123), consistente com a Seção 2.5 tal como escrita.</w:t>
+      </w:r>
+    </w:p>
+    <w:p>
+      <w:pPr>
+        <w:spacing w:after="200" w:before="0"/>
+      </w:pPr>
+      <w:r>
+        <w:rPr>
+          <w:rFonts w:ascii="Calibri" w:cs="Calibri" w:eastAsia="Calibri" w:hAnsi="Calibri"/>
+          <w:b w:val="false"/>
+          <w:bCs w:val="false"/>
+          <w:i w:val="false"/>
+          <w:iCs w:val="false"/>
+          <w:sz w:val="22"/>
+          <w:szCs w:val="22"/>
+        </w:rPr>
+        <w:t xml:space="preserve">In the baseline setting, TVAE was the only generator with non-negative downstream utility (TSTR_best = 0.143, best model = MLP), with moderate multivariate preservation (corr_of_corr = 0.320) and non-negligible proximity risk (fraction DCR&lt;0.1 = 0.493). The remaining three generators showed negative utility: Gaussian Copula (TSTR_best = −0.250, corr_of_corr = 0.513), CTGAN (TSTR_best = −0.192, corr_of_corr = 0.014), and TabDDPM (TSTR_best = −0.501, corr_of_corr = 0.625, the highest multivariate preservation of the four despite the worst utility — a dissociation between distributional fidelity and downstream usefulness that recurs throughout this study, and is visualised in Figures 2 and 4). All generators respected hard domain constraints (constraint violation rate = 0).</w:t>
+      </w:r>
+    </w:p>
+    <w:p>
+      <w:pPr>
+        <w:spacing w:after="200" w:before="0"/>
+      </w:pPr>
+      <w:r>
+        <w:rPr>
+          <w:rFonts w:ascii="Calibri" w:cs="Calibri" w:eastAsia="Calibri" w:hAnsi="Calibri"/>
+          <w:b w:val="false"/>
+          <w:bCs w:val="false"/>
+          <w:i w:val="false"/>
+          <w:iCs w:val="false"/>
+          <w:sz w:val="22"/>
+          <w:szCs w:val="22"/>
+        </w:rPr>
+        <w:t xml:space="preserve">TRTR (train-on-real, test-on-real) was itself strongly negative for all generators at this sample size (−0.69 to −3.78 depending on generator and best-performing model), confirming that a 15-point real training split cannot reliably predict a 5-point real held-out set for this response variable regardless of any synthetic data — the same-model Δ metric exists precisely to keep this instability from being misread as synthetic-data quality.</w:t>
       </w:r>
     </w:p>
     <w:p>
@@ -1937,7 +1937,7 @@
       <w:r>
         <w:drawing>
           <wp:inline distT="0" distB="0" distL="0" distR="0">
-            <wp:extent cx="4953000" cy="1476375"/>
+            <wp:extent cx="4953000" cy="3200400"/>
             <wp:effectExtent t="0" r="0" b="0" l="0"/>
             <wp:docPr id="1" name="" descr="" title=""/>
             <wp:cNvGraphicFramePr>
@@ -1962,7 +1962,7 @@
                   <pic:spPr bwMode="auto">
                     <a:xfrm>
                       <a:off x="0" y="0"/>
-                      <a:ext cx="4953000" cy="1476375"/>
+                      <a:ext cx="4953000" cy="3200400"/>
                     </a:xfrm>
                     <a:prstGeom prst="rect">
                       <a:avLst/>
@@ -1985,58 +1985,10 @@
           <w:rFonts w:ascii="Calibri" w:cs="Calibri" w:eastAsia="Calibri" w:hAnsi="Calibri"/>
           <w:i/>
           <w:iCs/>
-          <w:sz w:val="19"/>
-          <w:szCs w:val="19"/>
-        </w:rPr>
-        <w:t xml:space="preserve">Figure 2. Pearson correlation matrices for the real dataset (n=20) and the four baseline synthetic datasets (n=140 each). TVAE and TabDDPM visually track the real correlation structure most closely; CTGAN departs the most.</w:t>
-      </w:r>
-    </w:p>
-    <w:p>
-      <w:pPr>
-        <w:pStyle w:val="Heading2"/>
-        <w:spacing w:after="200" w:before="400"/>
-      </w:pPr>
-      <w:r>
-        <w:rPr>
-          <w:rFonts w:ascii="Calibri" w:cs="Calibri" w:eastAsia="Calibri" w:hAnsi="Calibri"/>
-          <w:b/>
-          <w:bCs/>
-        </w:rPr>
-        <w:t xml:space="preserve">3.3 Sensitivity (1% DOE-Based Noise): Stability and Failure Modes</w:t>
-      </w:r>
-    </w:p>
-    <w:p>
-      <w:pPr>
-        <w:spacing w:after="200" w:before="0"/>
-      </w:pPr>
-      <w:r>
-        <w:rPr>
-          <w:rFonts w:ascii="Calibri" w:cs="Calibri" w:eastAsia="Calibri" w:hAnsi="Calibri"/>
-          <w:b w:val="false"/>
-          <w:bCs w:val="false"/>
-          <w:i w:val="false"/>
-          <w:iCs w:val="false"/>
-          <w:sz w:val="22"/>
-          <w:szCs w:val="22"/>
-        </w:rPr>
-        <w:t xml:space="preserve">Under 1% DOE-based noise, TVAE's utility increased rather than decreased (TSTR_best = 0.617, best model = random forest), together with higher multivariate preservation (corr_of_corr = 0.638) and higher proximity risk (fraction DCR&lt;0.1 = 0.629). The other three generators remained negative: Gaussian Copula (TSTR_best = −0.239), CTGAN (TSTR_best = −0.220, with corr_of_corr turning negative at −0.038), and TabDDPM (TSTR_best = −0.678, corr_of_corr = 0.220, Δ ≈ −0.011 — essentially no gain over training on real data alone).</w:t>
-      </w:r>
-    </w:p>
-    <w:p>
-      <w:pPr>
-        <w:spacing w:after="200" w:before="0"/>
-      </w:pPr>
-      <w:r>
-        <w:rPr>
-          <w:rFonts w:ascii="Calibri" w:cs="Calibri" w:eastAsia="Calibri" w:hAnsi="Calibri"/>
-          <w:b w:val="false"/>
-          <w:bCs w:val="false"/>
-          <w:i w:val="false"/>
-          <w:iCs w:val="false"/>
-          <w:sz w:val="22"/>
-          <w:szCs w:val="22"/>
-        </w:rPr>
-        <w:t xml:space="preserve">We caution against over-interpreting the direction of TVAE's change between settings (utility rising under noise) as a mechanistic finding. Section 3.6 reports a dedicated isolation analysis showing that TVAE's TSTR_best at this sample size varies substantially (values between 0.039 and 0.668 were observed across otherwise-minor changes to downstream-model regularisation, synthetic-training-set-size convention, and random seed alone, holding the generator and data fixed; see Figure 5). The consistent finding across every configuration tested is that TVAE is the only generator that ever achieves positive or near-zero utility; the relative ranking and sign for Gaussian Copula, CTGAN, and TabDDPM were stable (negative) across all tested configurations. We therefore treat TVAE's advantage over the other three generators as the robust finding, and any single point estimate of its exact magnitude as provisional.</w:t>
+          <w:sz w:val="21"/>
+          <w:szCs w:val="21"/>
+        </w:rPr>
+        <w:t xml:space="preserve">Figure 2. Downstream utility (TSTR_best) by generator, baseline vs. 1% DOE-noise sensitivity scenario. TVAE is the only generator with non-negative utility in either scenario.</w:t>
       </w:r>
     </w:p>
     <w:p>
@@ -2047,7 +1999,7 @@
       <w:r>
         <w:drawing>
           <wp:inline distT="0" distB="0" distL="0" distR="0">
-            <wp:extent cx="4953000" cy="3200400"/>
+            <wp:extent cx="4953000" cy="3181350"/>
             <wp:effectExtent t="0" r="0" b="0" l="0"/>
             <wp:docPr id="1" name="" descr="" title=""/>
             <wp:cNvGraphicFramePr>
@@ -2072,6 +2024,178 @@
                   <pic:spPr bwMode="auto">
                     <a:xfrm>
                       <a:off x="0" y="0"/>
+                      <a:ext cx="4953000" cy="3181350"/>
+                    </a:xfrm>
+                    <a:prstGeom prst="rect">
+                      <a:avLst/>
+                    </a:prstGeom>
+                  </pic:spPr>
+                </pic:pic>
+              </a:graphicData>
+            </a:graphic>
+          </wp:inline>
+        </w:drawing>
+      </w:r>
+    </w:p>
+    <w:p>
+      <w:pPr>
+        <w:spacing w:after="300"/>
+        <w:jc w:val="center"/>
+      </w:pPr>
+      <w:r>
+        <w:rPr>
+          <w:rFonts w:ascii="Calibri" w:cs="Calibri" w:eastAsia="Calibri" w:hAnsi="Calibri"/>
+          <w:i/>
+          <w:iCs/>
+          <w:sz w:val="21"/>
+          <w:szCs w:val="21"/>
+        </w:rPr>
+        <w:t xml:space="preserve">Figure 3. TSTR distribution over the 10 internal evaluation runs, baseline scenario, for each generator's best-performing downstream model. Diamonds mark the mean; circles mark outliers.</w:t>
+      </w:r>
+    </w:p>
+    <w:p>
+      <w:pPr>
+        <w:spacing w:after="100" w:before="200"/>
+        <w:jc w:val="center"/>
+      </w:pPr>
+      <w:r>
+        <w:drawing>
+          <wp:inline distT="0" distB="0" distL="0" distR="0">
+            <wp:extent cx="5715000" cy="1885950"/>
+            <wp:effectExtent t="0" r="0" b="0" l="0"/>
+            <wp:docPr id="1" name="" descr="" title=""/>
+            <wp:cNvGraphicFramePr>
+              <a:graphicFrameLocks xmlns:a="http://schemas.openxmlformats.org/drawingml/2006/main" noChangeAspect="1"/>
+            </wp:cNvGraphicFramePr>
+            <a:graphic xmlns:a="http://schemas.openxmlformats.org/drawingml/2006/main">
+              <a:graphicData uri="http://schemas.openxmlformats.org/drawingml/2006/picture">
+                <pic:pic xmlns:pic="http://schemas.openxmlformats.org/drawingml/2006/picture">
+                  <pic:nvPicPr>
+                    <pic:cNvPr id="0" name="" descr=""/>
+                    <pic:cNvPicPr>
+                      <a:picLocks noChangeAspect="1" noChangeArrowheads="1"/>
+                    </pic:cNvPicPr>
+                  </pic:nvPicPr>
+                  <pic:blipFill>
+                    <a:blip r:embed="rId10" cstate="none"/>
+                    <a:srcRect/>
+                    <a:stretch>
+                      <a:fillRect/>
+                    </a:stretch>
+                  </pic:blipFill>
+                  <pic:spPr bwMode="auto">
+                    <a:xfrm>
+                      <a:off x="0" y="0"/>
+                      <a:ext cx="5715000" cy="1885950"/>
+                    </a:xfrm>
+                    <a:prstGeom prst="rect">
+                      <a:avLst/>
+                    </a:prstGeom>
+                  </pic:spPr>
+                </pic:pic>
+              </a:graphicData>
+            </a:graphic>
+          </wp:inline>
+        </w:drawing>
+      </w:r>
+    </w:p>
+    <w:p>
+      <w:pPr>
+        <w:spacing w:after="300"/>
+        <w:jc w:val="center"/>
+      </w:pPr>
+      <w:r>
+        <w:rPr>
+          <w:rFonts w:ascii="Calibri" w:cs="Calibri" w:eastAsia="Calibri" w:hAnsi="Calibri"/>
+          <w:i/>
+          <w:iCs/>
+          <w:sz w:val="21"/>
+          <w:szCs w:val="21"/>
+        </w:rPr>
+        <w:t xml:space="preserve">Figure 4. Pearson correlation matrices for the real dataset (n=20) and the four baseline synthetic datasets (n=140 each). TVAE and TabDDPM visually track the real correlation structure most closely; CTGAN departs the most.</w:t>
+      </w:r>
+    </w:p>
+    <w:p>
+      <w:pPr>
+        <w:pStyle w:val="Heading2"/>
+        <w:spacing w:after="200" w:before="400"/>
+      </w:pPr>
+      <w:r>
+        <w:rPr>
+          <w:rFonts w:ascii="Calibri" w:cs="Calibri" w:eastAsia="Calibri" w:hAnsi="Calibri"/>
+          <w:b/>
+          <w:bCs/>
+        </w:rPr>
+        <w:t xml:space="preserve">3.3 Sensitivity (1% DOE-Based Noise): Stability and Failure Modes</w:t>
+      </w:r>
+    </w:p>
+    <w:p>
+      <w:pPr>
+        <w:spacing w:after="200" w:before="0"/>
+      </w:pPr>
+      <w:r>
+        <w:rPr>
+          <w:rFonts w:ascii="Calibri" w:cs="Calibri" w:eastAsia="Calibri" w:hAnsi="Calibri"/>
+          <w:b w:val="false"/>
+          <w:bCs w:val="false"/>
+          <w:i w:val="false"/>
+          <w:iCs w:val="false"/>
+          <w:sz w:val="22"/>
+          <w:szCs w:val="22"/>
+        </w:rPr>
+        <w:t xml:space="preserve">Under 1% DOE-based noise, TVAE's utility increased rather than decreased (TSTR_best = 0.617, best model = random forest), together with higher multivariate preservation (corr_of_corr = 0.638) and higher proximity risk (fraction DCR&lt;0.1 = 0.629). The other three generators remained negative: Gaussian Copula (TSTR_best = −0.239), CTGAN (TSTR_best = −0.220, with corr_of_corr turning negative at −0.038), and TabDDPM (TSTR_best = −0.678, corr_of_corr = 0.220, Δ ≈ −0.011 — essentially no gain over training on real data alone).</w:t>
+      </w:r>
+    </w:p>
+    <w:p>
+      <w:pPr>
+        <w:spacing w:after="200" w:before="0"/>
+      </w:pPr>
+      <w:r>
+        <w:rPr>
+          <w:rFonts w:ascii="Calibri" w:cs="Calibri" w:eastAsia="Calibri" w:hAnsi="Calibri"/>
+          <w:b w:val="false"/>
+          <w:bCs w:val="false"/>
+          <w:i w:val="false"/>
+          <w:iCs w:val="false"/>
+          <w:sz w:val="22"/>
+          <w:szCs w:val="22"/>
+        </w:rPr>
+        <w:t xml:space="preserve">We caution against over-interpreting the direction of TVAE's change between settings (utility rising under noise) as a mechanistic finding. Section 3.6 reports a dedicated isolation analysis showing that TVAE's TSTR_best at this sample size varies substantially (values between 0.039 and 0.668 were observed across otherwise-minor changes to downstream-model regularisation, synthetic-training-set-size convention, and random seed alone, holding the generator and data fixed; see Figure 9). The consistent finding across every configuration tested is that TVAE is the only generator that ever achieves positive or near-zero utility; the relative ranking and sign for Gaussian Copula, CTGAN, and TabDDPM were stable (negative) across all tested configurations. We therefore treat TVAE's advantage over the other three generators as the robust finding, and any single point estimate of its exact magnitude as provisional.</w:t>
+      </w:r>
+    </w:p>
+    <w:p>
+      <w:pPr>
+        <w:spacing w:after="100" w:before="200"/>
+        <w:jc w:val="center"/>
+      </w:pPr>
+      <w:r>
+        <w:drawing>
+          <wp:inline distT="0" distB="0" distL="0" distR="0">
+            <wp:extent cx="4953000" cy="3200400"/>
+            <wp:effectExtent t="0" r="0" b="0" l="0"/>
+            <wp:docPr id="1" name="" descr="" title=""/>
+            <wp:cNvGraphicFramePr>
+              <a:graphicFrameLocks xmlns:a="http://schemas.openxmlformats.org/drawingml/2006/main" noChangeAspect="1"/>
+            </wp:cNvGraphicFramePr>
+            <a:graphic xmlns:a="http://schemas.openxmlformats.org/drawingml/2006/main">
+              <a:graphicData uri="http://schemas.openxmlformats.org/drawingml/2006/picture">
+                <pic:pic xmlns:pic="http://schemas.openxmlformats.org/drawingml/2006/picture">
+                  <pic:nvPicPr>
+                    <pic:cNvPr id="0" name="" descr=""/>
+                    <pic:cNvPicPr>
+                      <a:picLocks noChangeAspect="1" noChangeArrowheads="1"/>
+                    </pic:cNvPicPr>
+                  </pic:nvPicPr>
+                  <pic:blipFill>
+                    <a:blip r:embed="rId11" cstate="none"/>
+                    <a:srcRect/>
+                    <a:stretch>
+                      <a:fillRect/>
+                    </a:stretch>
+                  </pic:blipFill>
+                  <pic:spPr bwMode="auto">
+                    <a:xfrm>
+                      <a:off x="0" y="0"/>
                       <a:ext cx="4953000" cy="3200400"/>
                     </a:xfrm>
                     <a:prstGeom prst="rect">
@@ -2095,10 +2219,72 @@
           <w:rFonts w:ascii="Calibri" w:cs="Calibri" w:eastAsia="Calibri" w:hAnsi="Calibri"/>
           <w:i/>
           <w:iCs/>
-          <w:sz w:val="19"/>
-          <w:szCs w:val="19"/>
-        </w:rPr>
-        <w:t xml:space="preserve">Figure 3. Proximity disclosure risk (fraction of synthetic samples with Distance to Closest Record &lt; 0.1) by generator and scenario. TVAE's proximity risk is highest and increases further under sensitivity noise, alongside its utility.</w:t>
+          <w:sz w:val="21"/>
+          <w:szCs w:val="21"/>
+        </w:rPr>
+        <w:t xml:space="preserve">Figure 5. Proximity disclosure risk (fraction of synthetic samples with Distance to Closest Record &lt; 0.1) by generator and scenario. TVAE's proximity risk is highest and increases further under sensitivity noise, alongside its utility.</w:t>
+      </w:r>
+    </w:p>
+    <w:p>
+      <w:pPr>
+        <w:spacing w:after="100" w:before="200"/>
+        <w:jc w:val="center"/>
+      </w:pPr>
+      <w:r>
+        <w:drawing>
+          <wp:inline distT="0" distB="0" distL="0" distR="0">
+            <wp:extent cx="4953000" cy="3429000"/>
+            <wp:effectExtent t="0" r="0" b="0" l="0"/>
+            <wp:docPr id="1" name="" descr="" title=""/>
+            <wp:cNvGraphicFramePr>
+              <a:graphicFrameLocks xmlns:a="http://schemas.openxmlformats.org/drawingml/2006/main" noChangeAspect="1"/>
+            </wp:cNvGraphicFramePr>
+            <a:graphic xmlns:a="http://schemas.openxmlformats.org/drawingml/2006/main">
+              <a:graphicData uri="http://schemas.openxmlformats.org/drawingml/2006/picture">
+                <pic:pic xmlns:pic="http://schemas.openxmlformats.org/drawingml/2006/picture">
+                  <pic:nvPicPr>
+                    <pic:cNvPr id="0" name="" descr=""/>
+                    <pic:cNvPicPr>
+                      <a:picLocks noChangeAspect="1" noChangeArrowheads="1"/>
+                    </pic:cNvPicPr>
+                  </pic:nvPicPr>
+                  <pic:blipFill>
+                    <a:blip r:embed="rId12" cstate="none"/>
+                    <a:srcRect/>
+                    <a:stretch>
+                      <a:fillRect/>
+                    </a:stretch>
+                  </pic:blipFill>
+                  <pic:spPr bwMode="auto">
+                    <a:xfrm>
+                      <a:off x="0" y="0"/>
+                      <a:ext cx="4953000" cy="3429000"/>
+                    </a:xfrm>
+                    <a:prstGeom prst="rect">
+                      <a:avLst/>
+                    </a:prstGeom>
+                  </pic:spPr>
+                </pic:pic>
+              </a:graphicData>
+            </a:graphic>
+          </wp:inline>
+        </w:drawing>
+      </w:r>
+    </w:p>
+    <w:p>
+      <w:pPr>
+        <w:spacing w:after="300"/>
+        <w:jc w:val="center"/>
+      </w:pPr>
+      <w:r>
+        <w:rPr>
+          <w:rFonts w:ascii="Calibri" w:cs="Calibri" w:eastAsia="Calibri" w:hAnsi="Calibri"/>
+          <w:i/>
+          <w:iCs/>
+          <w:sz w:val="21"/>
+          <w:szCs w:val="21"/>
+        </w:rPr>
+        <w:t xml:space="preserve">Figure 6. Full Distance-to-Closest-Record ECDF, baseline scenario. TVAE's curve sits furthest to the left (closest to real records) for roughly half its synthetic pool; the τ=0.1 threshold used in Figure 5 is one specific cut of this full distribution.</w:t>
       </w:r>
     </w:p>
     <w:p>
@@ -2953,7 +3139,7 @@
                     </pic:cNvPicPr>
                   </pic:nvPicPr>
                   <pic:blipFill>
-                    <a:blip r:embed="rId10" cstate="none"/>
+                    <a:blip r:embed="rId13" cstate="none"/>
                     <a:srcRect/>
                     <a:stretch>
                       <a:fillRect/>
@@ -2985,10 +3171,10 @@
           <w:rFonts w:ascii="Calibri" w:cs="Calibri" w:eastAsia="Calibri" w:hAnsi="Calibri"/>
           <w:i/>
           <w:iCs/>
-          <w:sz w:val="19"/>
-          <w:szCs w:val="19"/>
-        </w:rPr>
-        <w:t xml:space="preserve">Figure 4. ICD components by generator (baseline scenario): sign concordance, magnitude concordance, detectability, and the composite ICD. No generator scores above zero on magnitude concordance for either known effect.</w:t>
+          <w:sz w:val="21"/>
+          <w:szCs w:val="21"/>
+        </w:rPr>
+        <w:t xml:space="preserve">Figure 7. ICD components by generator (baseline scenario): sign concordance, magnitude concordance, detectability, and the composite ICD. No generator scores above zero on magnitude concordance for either known effect.</w:t>
       </w:r>
     </w:p>
     <w:p>
@@ -3005,7 +3191,69 @@
           <w:sz w:val="22"/>
           <w:szCs w:val="22"/>
         </w:rPr>
-        <w:t xml:space="preserve">No generator dominates the ICD (Figure 4). Gaussian Copula recovers the primary potassium-phosphate effect with the correct sign and clear statistical detectability (synthetic coefficient ≈ −1.61, p ≈ 3×10⁻⁶) but flips the sign of the borderline urea × ammonium sulfate term (synthetic coefficient ≈ +0.09) and fails to detect it. TabDDPM recovers the sign of both effects but detects neither (potassium phosphate: coefficient ≈ −0.83, p ≈ 0.11). TVAE also recovers the sign of both effects, comes closer to the borderline term's magnitude (coefficient ≈ −0.58 vs. real ≈ −1.89) than any other generator, but detects neither at p&lt;0.05 and introduces one spurious significant term not present in the real factorial analysis (spurious-term rate = 0.25), penalising its ICD score despite its lead on downstream utility. CTGAN correctly signs the primary effect only, with the weakest magnitude recovery of the four (coefficient ≈ −0.14).</w:t>
+        <w:t xml:space="preserve">No generator dominates the ICD (Figure 7). Gaussian Copula recovers the primary potassium-phosphate effect with the correct sign and clear statistical detectability (synthetic coefficient ≈ −1.61, p ≈ 3×10⁻⁶) but flips the sign of the borderline urea × ammonium sulfate term (synthetic coefficient ≈ +0.09) and fails to detect it. TabDDPM recovers the sign of both effects but detects neither (potassium phosphate: coefficient ≈ −0.83, p ≈ 0.11). TVAE also recovers the sign of both effects, comes closer to the borderline term's magnitude (coefficient ≈ −0.58 vs. real ≈ −1.89) than any other generator, but detects neither at p&lt;0.05 and introduces one spurious significant term not present in the real factorial analysis (spurious-term rate = 0.25), penalising its ICD score despite its lead on downstream utility. CTGAN correctly signs the primary effect only, with the weakest magnitude recovery of the four (coefficient ≈ −0.14).</w:t>
+      </w:r>
+    </w:p>
+    <w:p>
+      <w:pPr>
+        <w:spacing w:after="100" w:before="200"/>
+        <w:jc w:val="center"/>
+      </w:pPr>
+      <w:r>
+        <w:drawing>
+          <wp:inline distT="0" distB="0" distL="0" distR="0">
+            <wp:extent cx="5715000" cy="1552575"/>
+            <wp:effectExtent t="0" r="0" b="0" l="0"/>
+            <wp:docPr id="1" name="" descr="" title=""/>
+            <wp:cNvGraphicFramePr>
+              <a:graphicFrameLocks xmlns:a="http://schemas.openxmlformats.org/drawingml/2006/main" noChangeAspect="1"/>
+            </wp:cNvGraphicFramePr>
+            <a:graphic xmlns:a="http://schemas.openxmlformats.org/drawingml/2006/main">
+              <a:graphicData uri="http://schemas.openxmlformats.org/drawingml/2006/picture">
+                <pic:pic xmlns:pic="http://schemas.openxmlformats.org/drawingml/2006/picture">
+                  <pic:nvPicPr>
+                    <pic:cNvPr id="0" name="" descr=""/>
+                    <pic:cNvPicPr>
+                      <a:picLocks noChangeAspect="1" noChangeArrowheads="1"/>
+                    </pic:cNvPicPr>
+                  </pic:nvPicPr>
+                  <pic:blipFill>
+                    <a:blip r:embed="rId14" cstate="none"/>
+                    <a:srcRect/>
+                    <a:stretch>
+                      <a:fillRect/>
+                    </a:stretch>
+                  </pic:blipFill>
+                  <pic:spPr bwMode="auto">
+                    <a:xfrm>
+                      <a:off x="0" y="0"/>
+                      <a:ext cx="5715000" cy="1552575"/>
+                    </a:xfrm>
+                    <a:prstGeom prst="rect">
+                      <a:avLst/>
+                    </a:prstGeom>
+                  </pic:spPr>
+                </pic:pic>
+              </a:graphicData>
+            </a:graphic>
+          </wp:inline>
+        </w:drawing>
+      </w:r>
+    </w:p>
+    <w:p>
+      <w:pPr>
+        <w:spacing w:after="300"/>
+        <w:jc w:val="center"/>
+      </w:pPr>
+      <w:r>
+        <w:rPr>
+          <w:rFonts w:ascii="Calibri" w:cs="Calibri" w:eastAsia="Calibri" w:hAnsi="Calibri"/>
+          <w:i/>
+          <w:iCs/>
+          <w:sz w:val="21"/>
+          <w:szCs w:val="21"/>
+        </w:rPr>
+        <w:t xml:space="preserve">Figure 8. KH2PO4 vs. surface tension — the single confirmed significant effect from Section 2.1 — real data (black diamonds, dashed trend line) overlaid on each generator's baseline synthetic sample (n=140, coloured points).</w:t>
       </w:r>
     </w:p>
     <w:p>
@@ -4078,7 +4326,7 @@
                     </pic:cNvPicPr>
                   </pic:nvPicPr>
                   <pic:blipFill>
-                    <a:blip r:embed="rId11" cstate="none"/>
+                    <a:blip r:embed="rId15" cstate="none"/>
                     <a:srcRect/>
                     <a:stretch>
                       <a:fillRect/>
@@ -4110,10 +4358,10 @@
           <w:rFonts w:ascii="Calibri" w:cs="Calibri" w:eastAsia="Calibri" w:hAnsi="Calibri"/>
           <w:i/>
           <w:iCs/>
-          <w:sz w:val="19"/>
-          <w:szCs w:val="19"/>
-        </w:rPr>
-        <w:t xml:space="preserve">Figure 5. TVAE's TSTR_best across the seven reprocessings in Table 3. The generator and underlying data are identical throughout; only downstream-model regularisation, synthetic-training-set-size convention, and random seed vary.</w:t>
+          <w:sz w:val="21"/>
+          <w:szCs w:val="21"/>
+        </w:rPr>
+        <w:t xml:space="preserve">Figure 9. TVAE's TSTR_best across the seven reprocessings in Table 3. The generator and underlying data are identical throughout; only downstream-model regularisation, synthetic-training-set-size convention, and random seed vary.</w:t>
       </w:r>
     </w:p>
     <w:p>
@@ -4130,7 +4378,7 @@
           <w:sz w:val="22"/>
           <w:szCs w:val="22"/>
         </w:rPr>
-        <w:t xml:space="preserve">Three observations follow (Table 3, Figure 5). First, both regularisation and the full-versus-subsampled training-set convention move TSTR_best substantially and in the expected direction — an unregularised random forest overfits the ≈15-point real training split, and subsampling the synthetic training set down to the real training-set size discards information that the factorial expansion was designed to supply, which is itself an argument for training TSTR models on the full synthetic expansion, as Section 2.5 specifies and as the original protocol did. Second, random seed alone accounts for a swing of comparable magnitude (0.207 → 0.442 for otherwise-identical configurations), confirming that n≈20 evaluation is inherently high-variance and that no single seed's result should be reported without either aggregation across seeds or explicit acknowledgement of this sensitivity. Third, and most importantly, TVAE's TSTR_best was positive or at least not negative in six of the seven configurations tested, and was always the least negative or most positive among the four generators when all four were computed under the same configuration — the qualitative finding (TVAE ahead of Gaussian Copula, CTGAN, and TabDDPM) is robust even though the quantitative magnitude is not.</w:t>
+        <w:t xml:space="preserve">Three observations follow (Table 3, Figure 9). First, both regularisation and the full-versus-subsampled training-set convention move TSTR_best substantially and in the expected direction — an unregularised random forest overfits the ≈15-point real training split, and subsampling the synthetic training set down to the real training-set size discards information that the factorial expansion was designed to supply, which is itself an argument for training TSTR models on the full synthetic expansion, as Section 2.5 specifies and as the original protocol did. Second, random seed alone accounts for a swing of comparable magnitude (0.207 → 0.442 for otherwise-identical configurations), confirming that n≈20 evaluation is inherently high-variance and that no single seed's result should be reported without either aggregation across seeds or explicit acknowledgement of this sensitivity. Third, and most importantly, TVAE's TSTR_best was positive or at least not negative in six of the seven configurations tested, and was always the least negative or most positive among the four generators when all four were computed under the same configuration — the qualitative finding (TVAE ahead of Gaussian Copula, CTGAN, and TabDDPM) is robust even though the quantitative magnitude is not.</w:t>
       </w:r>
     </w:p>
     <w:p>
